--- a/Raja_Sansi_Detailed_222_Boothwise_Masterplan_Punjabi.docx
+++ b/Raja_Sansi_Detailed_222_Boothwise_Masterplan_Punjabi.docx
@@ -287,7 +287,7 @@
                 <w:rFonts w:ascii="Noto Sans Gurmukhi" w:hAnsi="Noto Sans Gurmukhi"/>
                 <w:sz w:val="16"/>
               </w:rPr>
-              <w:t>ਗੁਲਗੜ + ਨਿਆਮਤਾਬਾਦ</w:t>
+              <w:t>ਗੁਲਗੜ੍ਹ</w:t>
             </w:r>
           </w:p>
         </w:tc>
@@ -451,7 +451,7 @@
                 <w:rFonts w:ascii="Noto Sans Gurmukhi" w:hAnsi="Noto Sans Gurmukhi"/>
                 <w:sz w:val="16"/>
               </w:rPr>
-              <w:t>ਅਵਾਨ ਬਸਾਊ + ਡਿਆਲ</w:t>
+              <w:t>ਅਵਾਨ ਬਸਾਊ</w:t>
             </w:r>
           </w:p>
         </w:tc>
@@ -1107,7 +1107,7 @@
                 <w:rFonts w:ascii="Noto Sans Gurmukhi" w:hAnsi="Noto Sans Gurmukhi"/>
                 <w:sz w:val="16"/>
               </w:rPr>
-              <w:t>ਬੁਰਜ + ਛਿੰਡੀ ਨੈਣ</w:t>
+              <w:t>ਬੁਰਜ</w:t>
             </w:r>
           </w:p>
         </w:tc>
@@ -1435,7 +1435,7 @@
                 <w:rFonts w:ascii="Noto Sans Gurmukhi" w:hAnsi="Noto Sans Gurmukhi"/>
                 <w:sz w:val="16"/>
               </w:rPr>
-              <w:t>ਭਿੰਡੀ ਅੌਲਖ ਕਲਾਂ</w:t>
+              <w:t>ਭਿੰਡੀ ਔਲਖ ਕਲਾਂ</w:t>
             </w:r>
           </w:p>
         </w:tc>
@@ -1599,7 +1599,7 @@
                 <w:rFonts w:ascii="Noto Sans Gurmukhi" w:hAnsi="Noto Sans Gurmukhi"/>
                 <w:sz w:val="16"/>
               </w:rPr>
-              <w:t>ਭਿੰਡੀ ਅੌਲਖ ਕਲਾਂ</w:t>
+              <w:t>ਭਿੰਡੀ ਔਲਖ ਕਲਾਂ</w:t>
             </w:r>
           </w:p>
         </w:tc>
@@ -1763,7 +1763,7 @@
                 <w:rFonts w:ascii="Noto Sans Gurmukhi" w:hAnsi="Noto Sans Gurmukhi"/>
                 <w:sz w:val="16"/>
               </w:rPr>
-              <w:t>ਝੁੰਜ</w:t>
+              <w:t>ਭਿੰਡੀ ਔਲਖ ਖੁਰਦ</w:t>
             </w:r>
           </w:p>
         </w:tc>
@@ -1927,7 +1927,7 @@
                 <w:rFonts w:ascii="Noto Sans Gurmukhi" w:hAnsi="Noto Sans Gurmukhi"/>
                 <w:sz w:val="16"/>
               </w:rPr>
-              <w:t>ਭਿੰਡੀ ਅੌਲਖ ਖੁਰਦ</w:t>
+              <w:t>ਜਸਰੌਰ</w:t>
             </w:r>
           </w:p>
         </w:tc>
@@ -2091,7 +2091,7 @@
                 <w:rFonts w:ascii="Noto Sans Gurmukhi" w:hAnsi="Noto Sans Gurmukhi"/>
                 <w:sz w:val="16"/>
               </w:rPr>
-              <w:t>ਭਿੰਡੀ ਅੌਲਖ ਖੁਰਦ</w:t>
+              <w:t>ਜਸਰੌਰ</w:t>
             </w:r>
           </w:p>
         </w:tc>
@@ -2255,7 +2255,7 @@
                 <w:rFonts w:ascii="Noto Sans Gurmukhi" w:hAnsi="Noto Sans Gurmukhi"/>
                 <w:sz w:val="16"/>
               </w:rPr>
-              <w:t>ਜਸਰੌਰ</w:t>
+              <w:t>ਕੋਟਲਾ ਸੂਰਜ ਲੋਹਾਰ</w:t>
             </w:r>
           </w:p>
         </w:tc>
@@ -2419,7 +2419,7 @@
                 <w:rFonts w:ascii="Noto Sans Gurmukhi" w:hAnsi="Noto Sans Gurmukhi"/>
                 <w:sz w:val="16"/>
               </w:rPr>
-              <w:t>ਜਸਰੌਰ</w:t>
+              <w:t>ਮੋਤਲਾ</w:t>
             </w:r>
           </w:p>
         </w:tc>
@@ -2583,7 +2583,7 @@
                 <w:rFonts w:ascii="Noto Sans Gurmukhi" w:hAnsi="Noto Sans Gurmukhi"/>
                 <w:sz w:val="16"/>
               </w:rPr>
-              <w:t>ਕੋਟਲਾ ਸੁਰਾਜ ਲੋਹਾਰ + ਜੈ ਰਾਮ ਕੋਟ</w:t>
+              <w:t>ਕੋਟਲੀ ਖੇੜਾ</w:t>
             </w:r>
           </w:p>
         </w:tc>
@@ -2747,7 +2747,7 @@
                 <w:rFonts w:ascii="Noto Sans Gurmukhi" w:hAnsi="Noto Sans Gurmukhi"/>
                 <w:sz w:val="16"/>
               </w:rPr>
-              <w:t>ਮੇਤਲਾ</w:t>
+              <w:t>ਪੰਜੂ ਕਲਾਲ</w:t>
             </w:r>
           </w:p>
         </w:tc>
@@ -2911,7 +2911,7 @@
                 <w:rFonts w:ascii="Noto Sans Gurmukhi" w:hAnsi="Noto Sans Gurmukhi"/>
                 <w:sz w:val="16"/>
               </w:rPr>
-              <w:t>ਕੋਟਲੀ ਖਹਿਰਾ + ਵੰਡਾਲ + ਭਲੋਟ</w:t>
+              <w:t>ਸ਼ਾਹਪੁਰ</w:t>
             </w:r>
           </w:p>
         </w:tc>
@@ -3075,7 +3075,7 @@
                 <w:rFonts w:ascii="Noto Sans Gurmukhi" w:hAnsi="Noto Sans Gurmukhi"/>
                 <w:sz w:val="16"/>
               </w:rPr>
-              <w:t>ਪੰਜ ਕਲਾ + ਚੱਕ ਬਾਜੀਦ</w:t>
+              <w:t>ਭਿੰਡੀ ਸੈਦਾਂ</w:t>
             </w:r>
           </w:p>
         </w:tc>
@@ -3239,7 +3239,7 @@
                 <w:rFonts w:ascii="Noto Sans Gurmukhi" w:hAnsi="Noto Sans Gurmukhi"/>
                 <w:sz w:val="16"/>
               </w:rPr>
-              <w:t>ਸ਼ਾਹਪੁਰ + ਮਿਆਦੀ ਖੁਰਦ + ਆਲਮਪੁਰ + ਚੱਕ ਫਤਿਹ ਖਾਂ</w:t>
+              <w:t>ਭਿੰਡੀ ਸੈਦਾਂ</w:t>
             </w:r>
           </w:p>
         </w:tc>
@@ -4387,7 +4387,7 @@
                 <w:rFonts w:ascii="Noto Sans Gurmukhi" w:hAnsi="Noto Sans Gurmukhi"/>
                 <w:sz w:val="16"/>
               </w:rPr>
-              <w:t>ਭਿੰਡੀ ਸੈਦਾਂ</w:t>
+              <w:t>ਕੁੱਤੀਵਾਲ</w:t>
             </w:r>
           </w:p>
         </w:tc>
@@ -4551,7 +4551,7 @@
                 <w:rFonts w:ascii="Noto Sans Gurmukhi" w:hAnsi="Noto Sans Gurmukhi"/>
                 <w:sz w:val="16"/>
               </w:rPr>
-              <w:t>ਭਿੰਡੀ ਸੈਦਾਂ</w:t>
+              <w:t>ਕੋਟਲੀ ਦੁਸੰਧੀ</w:t>
             </w:r>
           </w:p>
         </w:tc>
@@ -4715,7 +4715,7 @@
                 <w:rFonts w:ascii="Noto Sans Gurmukhi" w:hAnsi="Noto Sans Gurmukhi"/>
                 <w:sz w:val="16"/>
               </w:rPr>
-              <w:t>ਕੁੱਤੀਵਾਲ</w:t>
+              <w:t>ਕੋਟਲੀ ਦੁਸੰਧੀ</w:t>
             </w:r>
           </w:p>
         </w:tc>
@@ -4879,7 +4879,7 @@
                 <w:rFonts w:ascii="Noto Sans Gurmukhi" w:hAnsi="Noto Sans Gurmukhi"/>
                 <w:sz w:val="16"/>
               </w:rPr>
-              <w:t>ਕੋਟਲੀ ਦੋਸੰਧੀ</w:t>
+              <w:t>ਭਾਗੂਪੁਰ ਬੇਟ</w:t>
             </w:r>
           </w:p>
         </w:tc>
@@ -5043,7 +5043,7 @@
                 <w:rFonts w:ascii="Noto Sans Gurmukhi" w:hAnsi="Noto Sans Gurmukhi"/>
                 <w:sz w:val="16"/>
               </w:rPr>
-              <w:t>ਕੋਟਲੀ ਦੇਸਾਂ</w:t>
+              <w:t>ਵੇਹੜਾ</w:t>
             </w:r>
           </w:p>
         </w:tc>
@@ -5207,7 +5207,7 @@
                 <w:rFonts w:ascii="Noto Sans Gurmukhi" w:hAnsi="Noto Sans Gurmukhi"/>
                 <w:sz w:val="16"/>
               </w:rPr>
-              <w:t>ਭੱਗੂਪੁਰ ਬੇਟ</w:t>
+              <w:t>ਦੁੱਗ</w:t>
             </w:r>
           </w:p>
         </w:tc>
@@ -5371,7 +5371,7 @@
                 <w:rFonts w:ascii="Noto Sans Gurmukhi" w:hAnsi="Noto Sans Gurmukhi"/>
                 <w:sz w:val="16"/>
               </w:rPr>
-              <w:t>ਵਿਹੜਾ + ਵਿਹੜਾ ਅਬਾਦੀ ਵਾਲਾ ਨੂਰੇਵਾਲ</w:t>
+              <w:t>ਦੁੱਗ ਡੋਗਰ</w:t>
             </w:r>
           </w:p>
         </w:tc>
@@ -5535,7 +5535,7 @@
                 <w:rFonts w:ascii="Noto Sans Gurmukhi" w:hAnsi="Noto Sans Gurmukhi"/>
                 <w:sz w:val="16"/>
               </w:rPr>
-              <w:t>ਡੱਗ</w:t>
+              <w:t>ਸੈਦਪੁਰ ਕਲਾਂ</w:t>
             </w:r>
           </w:p>
         </w:tc>
@@ -5699,7 +5699,7 @@
                 <w:rFonts w:ascii="Noto Sans Gurmukhi" w:hAnsi="Noto Sans Gurmukhi"/>
                 <w:sz w:val="16"/>
               </w:rPr>
-              <w:t>ਡੱਗ ਡੋਗਰ</w:t>
+              <w:t>ਤੂਤ</w:t>
             </w:r>
           </w:p>
         </w:tc>
@@ -5863,7 +5863,7 @@
                 <w:rFonts w:ascii="Noto Sans Gurmukhi" w:hAnsi="Noto Sans Gurmukhi"/>
                 <w:sz w:val="16"/>
               </w:rPr>
-              <w:t>ਸੈਦਪੁਰ ਕਲਾਂ</w:t>
+              <w:t>ਛੰਨ ਕਲਾਂ</w:t>
             </w:r>
           </w:p>
         </w:tc>
@@ -6027,7 +6027,7 @@
                 <w:rFonts w:ascii="Noto Sans Gurmukhi" w:hAnsi="Noto Sans Gurmukhi"/>
                 <w:sz w:val="16"/>
               </w:rPr>
-              <w:t>ਤੁਤ</w:t>
+              <w:t>ਮੋਹਲੇਕੇ</w:t>
             </w:r>
           </w:p>
         </w:tc>
@@ -6191,7 +6191,7 @@
                 <w:rFonts w:ascii="Noto Sans Gurmukhi" w:hAnsi="Noto Sans Gurmukhi"/>
                 <w:sz w:val="16"/>
               </w:rPr>
-              <w:t>ਛੰਨ ਕਲਾਂ</w:t>
+              <w:t>ਮੰਡੀਆਵਾਲਾ</w:t>
             </w:r>
           </w:p>
         </w:tc>
@@ -6355,7 +6355,7 @@
                 <w:rFonts w:ascii="Noto Sans Gurmukhi" w:hAnsi="Noto Sans Gurmukhi"/>
                 <w:sz w:val="16"/>
               </w:rPr>
-              <w:t>ਮੇਹਲੇਕੇ</w:t>
+              <w:t>ਲੋਧੀ ਗੁੱਜਰ</w:t>
             </w:r>
           </w:p>
         </w:tc>
@@ -6519,7 +6519,7 @@
                 <w:rFonts w:ascii="Noto Sans Gurmukhi" w:hAnsi="Noto Sans Gurmukhi"/>
                 <w:sz w:val="16"/>
               </w:rPr>
-              <w:t>ਮੰਡਿਆਵਾਲਾ</w:t>
+              <w:t>ਮੰਜ</w:t>
             </w:r>
           </w:p>
         </w:tc>
@@ -6683,7 +6683,7 @@
                 <w:rFonts w:ascii="Noto Sans Gurmukhi" w:hAnsi="Noto Sans Gurmukhi"/>
                 <w:sz w:val="16"/>
               </w:rPr>
-              <w:t>ਲੇਪੀ ਗੁੱਜਰ</w:t>
+              <w:t>ਕੱਕੜ</w:t>
             </w:r>
           </w:p>
         </w:tc>
@@ -6847,7 +6847,7 @@
                 <w:rFonts w:ascii="Noto Sans Gurmukhi" w:hAnsi="Noto Sans Gurmukhi"/>
                 <w:sz w:val="16"/>
               </w:rPr>
-              <w:t>ਨਵਾ ਜੀਵਨ + ਨਥੂਪੁਰਾ</w:t>
+              <w:t>ਕੱਕੜ</w:t>
             </w:r>
           </w:p>
         </w:tc>
@@ -7011,7 +7011,7 @@
                 <w:rFonts w:ascii="Noto Sans Gurmukhi" w:hAnsi="Noto Sans Gurmukhi"/>
                 <w:sz w:val="16"/>
               </w:rPr>
-              <w:t>ਮੰਜ</w:t>
+              <w:t>ਕੱਕੜ</w:t>
             </w:r>
           </w:p>
         </w:tc>
@@ -7175,7 +7175,7 @@
                 <w:rFonts w:ascii="Noto Sans Gurmukhi" w:hAnsi="Noto Sans Gurmukhi"/>
                 <w:sz w:val="16"/>
               </w:rPr>
-              <w:t>ਮੰਜ + ਦਸਮੇਸ਼ ਨਗਰ</w:t>
+              <w:t>ਕੱਕੜ</w:t>
             </w:r>
           </w:p>
         </w:tc>
@@ -7339,7 +7339,7 @@
                 <w:rFonts w:ascii="Noto Sans Gurmukhi" w:hAnsi="Noto Sans Gurmukhi"/>
                 <w:sz w:val="16"/>
               </w:rPr>
-              <w:t>ਕੱਕੜ</w:t>
+              <w:t>ਰਾਣੀਆਂ</w:t>
             </w:r>
           </w:p>
         </w:tc>
@@ -7503,7 +7503,7 @@
                 <w:rFonts w:ascii="Noto Sans Gurmukhi" w:hAnsi="Noto Sans Gurmukhi"/>
                 <w:sz w:val="16"/>
               </w:rPr>
-              <w:t>ਕੱਕੜ</w:t>
+              <w:t>ਚੱਕ ਅੱਲਾ ਬਖ਼ਸ਼</w:t>
             </w:r>
           </w:p>
         </w:tc>
@@ -7667,7 +7667,7 @@
                 <w:rFonts w:ascii="Noto Sans Gurmukhi" w:hAnsi="Noto Sans Gurmukhi"/>
                 <w:sz w:val="16"/>
               </w:rPr>
-              <w:t>ਕੱਕੜ</w:t>
+              <w:t>ਧਾਰੀਵਾਲ</w:t>
             </w:r>
           </w:p>
         </w:tc>
@@ -7831,7 +7831,7 @@
                 <w:rFonts w:ascii="Noto Sans Gurmukhi" w:hAnsi="Noto Sans Gurmukhi"/>
                 <w:sz w:val="16"/>
               </w:rPr>
-              <w:t>ਕੱਕੜ</w:t>
+              <w:t>ਪੰਡੋਰੀ</w:t>
             </w:r>
           </w:p>
         </w:tc>
@@ -7995,7 +7995,7 @@
                 <w:rFonts w:ascii="Noto Sans Gurmukhi" w:hAnsi="Noto Sans Gurmukhi"/>
                 <w:sz w:val="16"/>
               </w:rPr>
-              <w:t>ਰਾਣੀਆਂ</w:t>
+              <w:t>ਰਾਏ</w:t>
             </w:r>
           </w:p>
         </w:tc>
@@ -8159,7 +8159,7 @@
                 <w:rFonts w:ascii="Noto Sans Gurmukhi" w:hAnsi="Noto Sans Gurmukhi"/>
                 <w:sz w:val="16"/>
               </w:rPr>
-              <w:t>ਚੱਕ ਅੱਲਾ ਬਖਸ਼</w:t>
+              <w:t>ਗੱਗੜਮੱਲ</w:t>
             </w:r>
           </w:p>
         </w:tc>
@@ -8323,7 +8323,7 @@
                 <w:rFonts w:ascii="Noto Sans Gurmukhi" w:hAnsi="Noto Sans Gurmukhi"/>
                 <w:sz w:val="16"/>
               </w:rPr>
-              <w:t>ਧਾਰੀਵਾਲ + ਉਧਰ + ਮੁਲਾ ਕੋਟ</w:t>
+              <w:t>ਸਾਰੰਗੜਾ</w:t>
             </w:r>
           </w:p>
         </w:tc>
@@ -8487,7 +8487,7 @@
                 <w:rFonts w:ascii="Noto Sans Gurmukhi" w:hAnsi="Noto Sans Gurmukhi"/>
                 <w:sz w:val="16"/>
               </w:rPr>
-              <w:t>ਪੰਡੇਰੀ + ਮੱਧਪੁਰਾ</w:t>
+              <w:t>ਸਾਰੰਗੜਾ</w:t>
             </w:r>
           </w:p>
         </w:tc>
@@ -8651,7 +8651,7 @@
                 <w:rFonts w:ascii="Noto Sans Gurmukhi" w:hAnsi="Noto Sans Gurmukhi"/>
                 <w:sz w:val="16"/>
               </w:rPr>
-              <w:t>ਰਾਏ</w:t>
+              <w:t>ਸਾਰੰਗੜਾ</w:t>
             </w:r>
           </w:p>
         </w:tc>
@@ -8815,7 +8815,7 @@
                 <w:rFonts w:ascii="Noto Sans Gurmukhi" w:hAnsi="Noto Sans Gurmukhi"/>
                 <w:sz w:val="16"/>
               </w:rPr>
-              <w:t>ਗਾਗਰਾਮਲ</w:t>
+              <w:t>ਲੇਲੀਅਨ</w:t>
             </w:r>
           </w:p>
         </w:tc>
@@ -8979,7 +8979,7 @@
                 <w:rFonts w:ascii="Noto Sans Gurmukhi" w:hAnsi="Noto Sans Gurmukhi"/>
                 <w:sz w:val="16"/>
               </w:rPr>
-              <w:t>ਸਾਰੰਗੜਾ</w:t>
+              <w:t>ਪੰਜੂ ਰਾਏ</w:t>
             </w:r>
           </w:p>
         </w:tc>
@@ -9143,7 +9143,7 @@
                 <w:rFonts w:ascii="Noto Sans Gurmukhi" w:hAnsi="Noto Sans Gurmukhi"/>
                 <w:sz w:val="16"/>
               </w:rPr>
-              <w:t>ਸਾਰੰਗੜਾ</w:t>
+              <w:t>ਹੇਤਮਪੁਰਾ</w:t>
             </w:r>
           </w:p>
         </w:tc>
@@ -9307,7 +9307,7 @@
                 <w:rFonts w:ascii="Noto Sans Gurmukhi" w:hAnsi="Noto Sans Gurmukhi"/>
                 <w:sz w:val="16"/>
               </w:rPr>
-              <w:t>ਸਾਰੰਗੜਾ</w:t>
+              <w:t>ਕੰਵੈ</w:t>
             </w:r>
           </w:p>
         </w:tc>
@@ -9471,7 +9471,7 @@
                 <w:rFonts w:ascii="Noto Sans Gurmukhi" w:hAnsi="Noto Sans Gurmukhi"/>
                 <w:sz w:val="16"/>
               </w:rPr>
-              <w:t>ਲੇਲੀਆਂ</w:t>
+              <w:t>ਲੋਪੋਕੇ</w:t>
             </w:r>
           </w:p>
         </w:tc>
@@ -9635,7 +9635,7 @@
                 <w:rFonts w:ascii="Noto Sans Gurmukhi" w:hAnsi="Noto Sans Gurmukhi"/>
                 <w:sz w:val="16"/>
               </w:rPr>
-              <w:t>ਪੰਜ ਰਾਏ</w:t>
+              <w:t>ਲੋਪੋਕੇ</w:t>
             </w:r>
           </w:p>
         </w:tc>
@@ -9799,7 +9799,7 @@
                 <w:rFonts w:ascii="Noto Sans Gurmukhi" w:hAnsi="Noto Sans Gurmukhi"/>
                 <w:sz w:val="16"/>
               </w:rPr>
-              <w:t>ਹੇਤਮਪੁਰਾ</w:t>
+              <w:t>ਲੋਪੋਕੇ</w:t>
             </w:r>
           </w:p>
         </w:tc>
@@ -9963,7 +9963,7 @@
                 <w:rFonts w:ascii="Noto Sans Gurmukhi" w:hAnsi="Noto Sans Gurmukhi"/>
                 <w:sz w:val="16"/>
               </w:rPr>
-              <w:t>ਕਾਂਦੇ</w:t>
+              <w:t>ਲੋਪੋਕੇ</w:t>
             </w:r>
           </w:p>
         </w:tc>
@@ -10127,7 +10127,7 @@
                 <w:rFonts w:ascii="Noto Sans Gurmukhi" w:hAnsi="Noto Sans Gurmukhi"/>
                 <w:sz w:val="16"/>
               </w:rPr>
-              <w:t>ਲੇਪੋਕੇ</w:t>
+              <w:t>ਲੋਪੋਕੇ</w:t>
             </w:r>
           </w:p>
         </w:tc>
@@ -10291,7 +10291,7 @@
                 <w:rFonts w:ascii="Noto Sans Gurmukhi" w:hAnsi="Noto Sans Gurmukhi"/>
                 <w:sz w:val="16"/>
               </w:rPr>
-              <w:t>ਲੇਪੋਕੇ</w:t>
+              <w:t>ਪ੍ਰੀਤ ਨਗਰ</w:t>
             </w:r>
           </w:p>
         </w:tc>
@@ -10455,7 +10455,7 @@
                 <w:rFonts w:ascii="Noto Sans Gurmukhi" w:hAnsi="Noto Sans Gurmukhi"/>
                 <w:sz w:val="16"/>
               </w:rPr>
-              <w:t>ਲੇਪੋਕੇ</w:t>
+              <w:t>ਵੇਰੋਕੇ</w:t>
             </w:r>
           </w:p>
         </w:tc>
@@ -10619,7 +10619,7 @@
                 <w:rFonts w:ascii="Noto Sans Gurmukhi" w:hAnsi="Noto Sans Gurmukhi"/>
                 <w:sz w:val="16"/>
               </w:rPr>
-              <w:t>ਲੇਪੋਕੇ</w:t>
+              <w:t>ਭਿਲੋਵਾਲ ਕਾਕੇ ਜੀ</w:t>
             </w:r>
           </w:p>
         </w:tc>
@@ -10783,7 +10783,7 @@
                 <w:rFonts w:ascii="Noto Sans Gurmukhi" w:hAnsi="Noto Sans Gurmukhi"/>
                 <w:sz w:val="16"/>
               </w:rPr>
-              <w:t>ਲੇਪੋਕੇ</w:t>
+              <w:t>ਭਾਗੂਪੁਰ ਉਤਾੜ</w:t>
             </w:r>
           </w:p>
         </w:tc>
@@ -10947,7 +10947,7 @@
                 <w:rFonts w:ascii="Noto Sans Gurmukhi" w:hAnsi="Noto Sans Gurmukhi"/>
                 <w:sz w:val="16"/>
               </w:rPr>
-              <w:t>ਪ੍ਰੀਤ ਨਗਰ ਰ.ਬ.ਨੰ. 167 + ਓਵਰਸੀਜ਼ ਇਲੈਕਟਰ</w:t>
+              <w:t>ਭਿਲੋਵਾਲ ਪੱਕਾ</w:t>
             </w:r>
           </w:p>
         </w:tc>
@@ -11111,7 +11111,7 @@
                 <w:rFonts w:ascii="Noto Sans Gurmukhi" w:hAnsi="Noto Sans Gurmukhi"/>
                 <w:sz w:val="16"/>
               </w:rPr>
-              <w:t>ਵੈਰੋਕੇ</w:t>
+              <w:t>ਮੁੱਢ</w:t>
             </w:r>
           </w:p>
         </w:tc>
@@ -11275,7 +11275,7 @@
                 <w:rFonts w:ascii="Noto Sans Gurmukhi" w:hAnsi="Noto Sans Gurmukhi"/>
                 <w:sz w:val="16"/>
               </w:rPr>
-              <w:t>ਭੀਲੇਵਾਲ ਕਕੇਜੀ</w:t>
+              <w:t>ਚੂਚਕਵਾਲ</w:t>
             </w:r>
           </w:p>
         </w:tc>
@@ -11439,7 +11439,7 @@
                 <w:rFonts w:ascii="Noto Sans Gurmukhi" w:hAnsi="Noto Sans Gurmukhi"/>
                 <w:sz w:val="16"/>
               </w:rPr>
-              <w:t>ਭੱਗੂਪੁਰ ਉਤਾੜ + ਛੰਨਾ</w:t>
+              <w:t>ਅਵਾਨ ਲੱਖਾ ਸਿੰਘ</w:t>
             </w:r>
           </w:p>
         </w:tc>
@@ -11603,7 +11603,7 @@
                 <w:rFonts w:ascii="Noto Sans Gurmukhi" w:hAnsi="Noto Sans Gurmukhi"/>
                 <w:sz w:val="16"/>
               </w:rPr>
-              <w:t>ਭੀਲੇਵਾਲ ਪੱਕਾ</w:t>
+              <w:t>ਵੜਿਆਹ</w:t>
             </w:r>
           </w:p>
         </w:tc>
@@ -11767,7 +11767,7 @@
                 <w:rFonts w:ascii="Noto Sans Gurmukhi" w:hAnsi="Noto Sans Gurmukhi"/>
                 <w:sz w:val="16"/>
               </w:rPr>
-              <w:t>ਮੁੱਧ</w:t>
+              <w:t>ਖੁਸੂਪੁਰਾ</w:t>
             </w:r>
           </w:p>
         </w:tc>
@@ -11931,7 +11931,7 @@
                 <w:rFonts w:ascii="Noto Sans Gurmukhi" w:hAnsi="Noto Sans Gurmukhi"/>
                 <w:sz w:val="16"/>
               </w:rPr>
-              <w:t>ਚੁਚਕਵਾਲ + ਮੁਜੱਫਰਪੁਰਾ</w:t>
+              <w:t>ਤਰੀਨ</w:t>
             </w:r>
           </w:p>
         </w:tc>
@@ -12095,7 +12095,7 @@
                 <w:rFonts w:ascii="Noto Sans Gurmukhi" w:hAnsi="Noto Sans Gurmukhi"/>
                 <w:sz w:val="16"/>
               </w:rPr>
-              <w:t>ਅਵਾਨ ਲੱਖਾ ਸਿੰਘ</w:t>
+              <w:t>ਸੌੜੀਆਂ</w:t>
             </w:r>
           </w:p>
         </w:tc>
@@ -12259,7 +12259,7 @@
                 <w:rFonts w:ascii="Noto Sans Gurmukhi" w:hAnsi="Noto Sans Gurmukhi"/>
                 <w:sz w:val="16"/>
               </w:rPr>
-              <w:t>ਵਰਿਆਹ</w:t>
+              <w:t>ਤੱਲਾ</w:t>
             </w:r>
           </w:p>
         </w:tc>
@@ -12423,7 +12423,7 @@
                 <w:rFonts w:ascii="Noto Sans Gurmukhi" w:hAnsi="Noto Sans Gurmukhi"/>
                 <w:sz w:val="16"/>
               </w:rPr>
-              <w:t>ਖੁਸ਼ਪੁਰਾ + ਹਸਨਪੁਰਾ</w:t>
+              <w:t>ਕੋਟ ਸਿੱਧੂ</w:t>
             </w:r>
           </w:p>
         </w:tc>
@@ -12587,7 +12587,7 @@
                 <w:rFonts w:ascii="Noto Sans Gurmukhi" w:hAnsi="Noto Sans Gurmukhi"/>
                 <w:sz w:val="16"/>
               </w:rPr>
-              <w:t>ਤਰੀਨ + ਕਾਕੜ</w:t>
+              <w:t>ਕਰਿਆਲ</w:t>
             </w:r>
           </w:p>
         </w:tc>
@@ -12751,7 +12751,7 @@
                 <w:rFonts w:ascii="Noto Sans Gurmukhi" w:hAnsi="Noto Sans Gurmukhi"/>
                 <w:sz w:val="16"/>
               </w:rPr>
-              <w:t>ਸੱੜੀਆਂ</w:t>
+              <w:t>ਕਰਿਆਲ</w:t>
             </w:r>
           </w:p>
         </w:tc>
@@ -12915,7 +12915,7 @@
                 <w:rFonts w:ascii="Noto Sans Gurmukhi" w:hAnsi="Noto Sans Gurmukhi"/>
                 <w:sz w:val="16"/>
               </w:rPr>
-              <w:t>ਤੱਲਾ</w:t>
+              <w:t>ਮਿਆਦੀ ਕਲਾਂ</w:t>
             </w:r>
           </w:p>
         </w:tc>
@@ -13079,7 +13079,7 @@
                 <w:rFonts w:ascii="Noto Sans Gurmukhi" w:hAnsi="Noto Sans Gurmukhi"/>
                 <w:sz w:val="16"/>
               </w:rPr>
-              <w:t>ਕੋਟ ਸਿੰਘ</w:t>
+              <w:t>ਜੱਸੜਵਾਲ</w:t>
             </w:r>
           </w:p>
         </w:tc>
@@ -13243,7 +13243,7 @@
                 <w:rFonts w:ascii="Noto Sans Gurmukhi" w:hAnsi="Noto Sans Gurmukhi"/>
                 <w:sz w:val="16"/>
               </w:rPr>
-              <w:t>ਕੜਿਆਲ</w:t>
+              <w:t>ਛੀਨਾ ਕਰਮ ਸਿੰਘ</w:t>
             </w:r>
           </w:p>
         </w:tc>
@@ -13407,7 +13407,7 @@
                 <w:rFonts w:ascii="Noto Sans Gurmukhi" w:hAnsi="Noto Sans Gurmukhi"/>
                 <w:sz w:val="16"/>
               </w:rPr>
-              <w:t>ਕੜਿਆਲ</w:t>
+              <w:t>ਨੇਪਾਲ</w:t>
             </w:r>
           </w:p>
         </w:tc>
@@ -13571,7 +13571,7 @@
                 <w:rFonts w:ascii="Noto Sans Gurmukhi" w:hAnsi="Noto Sans Gurmukhi"/>
                 <w:sz w:val="16"/>
               </w:rPr>
-              <w:t>ਮਿਆਦੀ ਕਲਾਂ + ਕੋਟਲੀ ਮੁਗਲਾਂ</w:t>
+              <w:t>ਕੋਟਲੀ ਕੋਰੋਟਾਣਾ</w:t>
             </w:r>
           </w:p>
         </w:tc>
@@ -13735,7 +13735,7 @@
                 <w:rFonts w:ascii="Noto Sans Gurmukhi" w:hAnsi="Noto Sans Gurmukhi"/>
                 <w:sz w:val="16"/>
               </w:rPr>
-              <w:t>ਜਸਤਰਵਾਲ</w:t>
+              <w:t>ਬੋਹਲੀਆ</w:t>
             </w:r>
           </w:p>
         </w:tc>
@@ -13899,7 +13899,7 @@
                 <w:rFonts w:ascii="Noto Sans Gurmukhi" w:hAnsi="Noto Sans Gurmukhi"/>
                 <w:sz w:val="16"/>
               </w:rPr>
-              <w:t>ਜਸਤਰਵਾਲ</w:t>
+              <w:t>ਬੋਹਲੀਆ</w:t>
             </w:r>
           </w:p>
         </w:tc>
@@ -14063,7 +14063,7 @@
                 <w:rFonts w:ascii="Noto Sans Gurmukhi" w:hAnsi="Noto Sans Gurmukhi"/>
                 <w:sz w:val="16"/>
               </w:rPr>
-              <w:t>ਛੀਨਾ ਕਰਮ ਸਿੰਘ</w:t>
+              <w:t>ਈਸਾਪੁਰ</w:t>
             </w:r>
           </w:p>
         </w:tc>
@@ -14227,7 +14227,7 @@
                 <w:rFonts w:ascii="Noto Sans Gurmukhi" w:hAnsi="Noto Sans Gurmukhi"/>
                 <w:sz w:val="16"/>
               </w:rPr>
-              <w:t>ਨੇਪਾਲ</w:t>
+              <w:t>ਰਾਏਪੁਰ ਖੁਰਦ</w:t>
             </w:r>
           </w:p>
         </w:tc>
@@ -14391,7 +14391,7 @@
                 <w:rFonts w:ascii="Noto Sans Gurmukhi" w:hAnsi="Noto Sans Gurmukhi"/>
                 <w:sz w:val="16"/>
               </w:rPr>
-              <w:t>ਕੋਟਲੀ ਕੋਰੇਟਾਨਾ</w:t>
+              <w:t>ਮਤੀਆ</w:t>
             </w:r>
           </w:p>
         </w:tc>
@@ -14555,7 +14555,7 @@
                 <w:rFonts w:ascii="Noto Sans Gurmukhi" w:hAnsi="Noto Sans Gurmukhi"/>
                 <w:sz w:val="16"/>
               </w:rPr>
-              <w:t>ਬੋਹਲੀਆਂ</w:t>
+              <w:t>ਮੋਹਰ</w:t>
             </w:r>
           </w:p>
         </w:tc>
@@ -14719,7 +14719,7 @@
                 <w:rFonts w:ascii="Noto Sans Gurmukhi" w:hAnsi="Noto Sans Gurmukhi"/>
                 <w:sz w:val="16"/>
               </w:rPr>
-              <w:t>ਬੋਹਲੀਆਂ</w:t>
+              <w:t>ਉਮਰਪੁਰਾ</w:t>
             </w:r>
           </w:p>
         </w:tc>
@@ -14883,7 +14883,7 @@
                 <w:rFonts w:ascii="Noto Sans Gurmukhi" w:hAnsi="Noto Sans Gurmukhi"/>
                 <w:sz w:val="16"/>
               </w:rPr>
-              <w:t>ਈਸਾਪੁਰ</w:t>
+              <w:t>ਉਮਰਪੁਰਾ</w:t>
             </w:r>
           </w:p>
         </w:tc>
@@ -15047,7 +15047,7 @@
                 <w:rFonts w:ascii="Noto Sans Gurmukhi" w:hAnsi="Noto Sans Gurmukhi"/>
                 <w:sz w:val="16"/>
               </w:rPr>
-              <w:t>ਰਾਏਪੁਰ ਖੁਰਦ</w:t>
+              <w:t>ਜੌਂਸ</w:t>
             </w:r>
           </w:p>
         </w:tc>
@@ -15211,7 +15211,7 @@
                 <w:rFonts w:ascii="Noto Sans Gurmukhi" w:hAnsi="Noto Sans Gurmukhi"/>
                 <w:sz w:val="16"/>
               </w:rPr>
-              <w:t>ਮਟੀਆ</w:t>
+              <w:t>ਓਠੀਆਂ</w:t>
             </w:r>
           </w:p>
         </w:tc>
@@ -15375,7 +15375,7 @@
                 <w:rFonts w:ascii="Noto Sans Gurmukhi" w:hAnsi="Noto Sans Gurmukhi"/>
                 <w:sz w:val="16"/>
               </w:rPr>
-              <w:t>ਮੇਹਾਰ</w:t>
+              <w:t>ਓਠੀਆਂ</w:t>
             </w:r>
           </w:p>
         </w:tc>
@@ -15539,7 +15539,7 @@
                 <w:rFonts w:ascii="Noto Sans Gurmukhi" w:hAnsi="Noto Sans Gurmukhi"/>
                 <w:sz w:val="16"/>
               </w:rPr>
-              <w:t>ਉਮਰਪੁਰਾ</w:t>
+              <w:t>ਓਠੀਆਂ</w:t>
             </w:r>
           </w:p>
         </w:tc>
@@ -15703,7 +15703,7 @@
                 <w:rFonts w:ascii="Noto Sans Gurmukhi" w:hAnsi="Noto Sans Gurmukhi"/>
                 <w:sz w:val="16"/>
               </w:rPr>
-              <w:t>ਉਮਰਪੁਰਾ + ਚਾਹੀਆਂ</w:t>
+              <w:t>ਧਰਮਕੋਟ</w:t>
             </w:r>
           </w:p>
         </w:tc>
@@ -15867,7 +15867,7 @@
                 <w:rFonts w:ascii="Noto Sans Gurmukhi" w:hAnsi="Noto Sans Gurmukhi"/>
                 <w:sz w:val="16"/>
               </w:rPr>
-              <w:t>ਜੱਸ</w:t>
+              <w:t>ਚੱਕ ਕਮਾਲ ਖ਼ਾਨ</w:t>
             </w:r>
           </w:p>
         </w:tc>
@@ -16031,7 +16031,7 @@
                 <w:rFonts w:ascii="Noto Sans Gurmukhi" w:hAnsi="Noto Sans Gurmukhi"/>
                 <w:sz w:val="16"/>
               </w:rPr>
-              <w:t>ਜੱਸ</w:t>
+              <w:t>ਕੋਟਲੀ ਸੱਕਾ</w:t>
             </w:r>
           </w:p>
         </w:tc>
@@ -16195,7 +16195,7 @@
                 <w:rFonts w:ascii="Noto Sans Gurmukhi" w:hAnsi="Noto Sans Gurmukhi"/>
                 <w:sz w:val="16"/>
               </w:rPr>
-              <w:t>ਓਠੀਆਂ</w:t>
+              <w:t>ਮਹਿਮਦਪੁਰਾ</w:t>
             </w:r>
           </w:p>
         </w:tc>
@@ -16359,7 +16359,7 @@
                 <w:rFonts w:ascii="Noto Sans Gurmukhi" w:hAnsi="Noto Sans Gurmukhi"/>
                 <w:sz w:val="16"/>
               </w:rPr>
-              <w:t>ਓਠੀਆਂ + ਰੱਖ ਓਠੀਆਂ</w:t>
+              <w:t>ਜੱਜੇ</w:t>
             </w:r>
           </w:p>
         </w:tc>
@@ -16523,7 +16523,7 @@
                 <w:rFonts w:ascii="Noto Sans Gurmukhi" w:hAnsi="Noto Sans Gurmukhi"/>
                 <w:sz w:val="16"/>
               </w:rPr>
-              <w:t>ਓਠੀਆਂ</w:t>
+              <w:t>ਚੱਕ ਮਿਸ਼ਰੀ ਖ਼ਾਨ</w:t>
             </w:r>
           </w:p>
         </w:tc>
@@ -16687,7 +16687,7 @@
                 <w:rFonts w:ascii="Noto Sans Gurmukhi" w:hAnsi="Noto Sans Gurmukhi"/>
                 <w:sz w:val="16"/>
               </w:rPr>
-              <w:t>ਧਰਮਕੋਟ</w:t>
+              <w:t>ਚੱਕ ਮਿਸ਼ਰੀ ਖ਼ਾਨ</w:t>
             </w:r>
           </w:p>
         </w:tc>
@@ -16851,7 +16851,7 @@
                 <w:rFonts w:ascii="Noto Sans Gurmukhi" w:hAnsi="Noto Sans Gurmukhi"/>
                 <w:sz w:val="16"/>
               </w:rPr>
-              <w:t>ਚੱਕ ਕਮਾਲ ਖਾਂ</w:t>
+              <w:t>ਮੌੜੇ</w:t>
             </w:r>
           </w:p>
         </w:tc>
@@ -17015,7 +17015,7 @@
                 <w:rFonts w:ascii="Noto Sans Gurmukhi" w:hAnsi="Noto Sans Gurmukhi"/>
                 <w:sz w:val="16"/>
               </w:rPr>
-              <w:t>ਕੋਟਲੀ ਸੱਕਾ</w:t>
+              <w:t>ਮੌੜੇ</w:t>
             </w:r>
           </w:p>
         </w:tc>
@@ -17179,7 +17179,7 @@
                 <w:rFonts w:ascii="Noto Sans Gurmukhi" w:hAnsi="Noto Sans Gurmukhi"/>
                 <w:sz w:val="16"/>
               </w:rPr>
-              <w:t>ਮਹਿਮਦਪੁਰਾ + ਕਮੀਰਪੁਰਾ</w:t>
+              <w:t>ਮਾਨਾਵਾਲਾ</w:t>
             </w:r>
           </w:p>
         </w:tc>
@@ -17343,7 +17343,7 @@
                 <w:rFonts w:ascii="Noto Sans Gurmukhi" w:hAnsi="Noto Sans Gurmukhi"/>
                 <w:sz w:val="16"/>
               </w:rPr>
-              <w:t>ਜੱਜੇ + ਮਾਲਾਕੀੜੀ</w:t>
+              <w:t>ਮਾਨਾਵਾਲਾ</w:t>
             </w:r>
           </w:p>
         </w:tc>
@@ -17507,7 +17507,7 @@
                 <w:rFonts w:ascii="Noto Sans Gurmukhi" w:hAnsi="Noto Sans Gurmukhi"/>
                 <w:sz w:val="16"/>
               </w:rPr>
-              <w:t>ਚੱਕ ਮਿਸਰੀ ਖਾਂ</w:t>
+              <w:t>ਚੋਗਾਵਾਂ</w:t>
             </w:r>
           </w:p>
         </w:tc>
@@ -17671,7 +17671,7 @@
                 <w:rFonts w:ascii="Noto Sans Gurmukhi" w:hAnsi="Noto Sans Gurmukhi"/>
                 <w:sz w:val="16"/>
               </w:rPr>
-              <w:t>ਚੱਕ ਮਿਸਰੀ ਖਾਂ</w:t>
+              <w:t>ਚੋਗਾਵਾਂ</w:t>
             </w:r>
           </w:p>
         </w:tc>
@@ -17835,7 +17835,7 @@
                 <w:rFonts w:ascii="Noto Sans Gurmukhi" w:hAnsi="Noto Sans Gurmukhi"/>
                 <w:sz w:val="16"/>
               </w:rPr>
-              <w:t>ਮੋੜੇ</w:t>
+              <w:t>ਚੋਗਾਵਾਂ</w:t>
             </w:r>
           </w:p>
         </w:tc>
@@ -17999,7 +17999,7 @@
                 <w:rFonts w:ascii="Noto Sans Gurmukhi" w:hAnsi="Noto Sans Gurmukhi"/>
                 <w:sz w:val="16"/>
               </w:rPr>
-              <w:t>ਮੋੜੇ</w:t>
+              <w:t>ਚੋਗਾਵਾਂ</w:t>
             </w:r>
           </w:p>
         </w:tc>
@@ -18163,7 +18163,7 @@
                 <w:rFonts w:ascii="Noto Sans Gurmukhi" w:hAnsi="Noto Sans Gurmukhi"/>
                 <w:sz w:val="16"/>
               </w:rPr>
-              <w:t>ਮਾਨਾਵਾਲਾ</w:t>
+              <w:t>ਚੋਗਾਵਾਂ</w:t>
             </w:r>
           </w:p>
         </w:tc>
@@ -18327,7 +18327,7 @@
                 <w:rFonts w:ascii="Noto Sans Gurmukhi" w:hAnsi="Noto Sans Gurmukhi"/>
                 <w:sz w:val="16"/>
               </w:rPr>
-              <w:t>ਮਾਨਾਵਾਲਾ</w:t>
+              <w:t>ਚੋਗਾਵਾਂ</w:t>
             </w:r>
           </w:p>
         </w:tc>
@@ -18491,7 +18491,7 @@
                 <w:rFonts w:ascii="Noto Sans Gurmukhi" w:hAnsi="Noto Sans Gurmukhi"/>
                 <w:sz w:val="16"/>
               </w:rPr>
-              <w:t>ਚੋਗਾਵਾਂ</w:t>
+              <w:t>ਭੁੱਲਰ</w:t>
             </w:r>
           </w:p>
         </w:tc>
@@ -18655,7 +18655,7 @@
                 <w:rFonts w:ascii="Noto Sans Gurmukhi" w:hAnsi="Noto Sans Gurmukhi"/>
                 <w:sz w:val="16"/>
               </w:rPr>
-              <w:t>ਚੋਗਾਵਾਂ</w:t>
+              <w:t>ਭੁੱਲਰ</w:t>
             </w:r>
           </w:p>
         </w:tc>
@@ -18819,7 +18819,7 @@
                 <w:rFonts w:ascii="Noto Sans Gurmukhi" w:hAnsi="Noto Sans Gurmukhi"/>
                 <w:sz w:val="16"/>
               </w:rPr>
-              <w:t>ਚੋਗਾਵਾਂ</w:t>
+              <w:t>ਭੁੱਲਰ</w:t>
             </w:r>
           </w:p>
         </w:tc>
@@ -18983,7 +18983,7 @@
                 <w:rFonts w:ascii="Noto Sans Gurmukhi" w:hAnsi="Noto Sans Gurmukhi"/>
                 <w:sz w:val="16"/>
               </w:rPr>
-              <w:t>ਚੋਗਾਵਾਂ</w:t>
+              <w:t>ਤਪਿਆਲਾ</w:t>
             </w:r>
           </w:p>
         </w:tc>
@@ -19147,7 +19147,7 @@
                 <w:rFonts w:ascii="Noto Sans Gurmukhi" w:hAnsi="Noto Sans Gurmukhi"/>
                 <w:sz w:val="16"/>
               </w:rPr>
-              <w:t>ਚੋਗਾਵਾਂ</w:t>
+              <w:t>ਤਪਿਆਲਾ</w:t>
             </w:r>
           </w:p>
         </w:tc>
@@ -19311,7 +19311,7 @@
                 <w:rFonts w:ascii="Noto Sans Gurmukhi" w:hAnsi="Noto Sans Gurmukhi"/>
                 <w:sz w:val="16"/>
               </w:rPr>
-              <w:t>ਚੋਗਾਵਾਂ</w:t>
+              <w:t>ਠੱਠੀ</w:t>
             </w:r>
           </w:p>
         </w:tc>
@@ -19475,7 +19475,7 @@
                 <w:rFonts w:ascii="Noto Sans Gurmukhi" w:hAnsi="Noto Sans Gurmukhi"/>
                 <w:sz w:val="16"/>
               </w:rPr>
-              <w:t>ਭੁੱਲਰ</w:t>
+              <w:t>ਠੱਠਾ</w:t>
             </w:r>
           </w:p>
         </w:tc>
@@ -19639,7 +19639,7 @@
                 <w:rFonts w:ascii="Noto Sans Gurmukhi" w:hAnsi="Noto Sans Gurmukhi"/>
                 <w:sz w:val="16"/>
               </w:rPr>
-              <w:t>ਭੁੱਲਰ</w:t>
+              <w:t>ਭੰਗਵਾਂ</w:t>
             </w:r>
           </w:p>
         </w:tc>
@@ -19803,7 +19803,7 @@
                 <w:rFonts w:ascii="Noto Sans Gurmukhi" w:hAnsi="Noto Sans Gurmukhi"/>
                 <w:sz w:val="16"/>
               </w:rPr>
-              <w:t>ਭੁੱਲਰ</w:t>
+              <w:t>ਓਦੜ</w:t>
             </w:r>
           </w:p>
         </w:tc>
@@ -19967,7 +19967,7 @@
                 <w:rFonts w:ascii="Noto Sans Gurmukhi" w:hAnsi="Noto Sans Gurmukhi"/>
                 <w:sz w:val="16"/>
               </w:rPr>
-              <w:t>ਟਪਿਆਲਾ</w:t>
+              <w:t>ਜੋਏਕੇ</w:t>
             </w:r>
           </w:p>
         </w:tc>
@@ -20131,7 +20131,7 @@
                 <w:rFonts w:ascii="Noto Sans Gurmukhi" w:hAnsi="Noto Sans Gurmukhi"/>
                 <w:sz w:val="16"/>
               </w:rPr>
-              <w:t>ਟਪਿਆਲਾ</w:t>
+              <w:t>ਕਮਾਸਕਾ</w:t>
             </w:r>
           </w:p>
         </w:tc>
@@ -20295,7 +20295,7 @@
                 <w:rFonts w:ascii="Noto Sans Gurmukhi" w:hAnsi="Noto Sans Gurmukhi"/>
                 <w:sz w:val="16"/>
               </w:rPr>
-              <w:t>ਠੱਠੀ</w:t>
+              <w:t>ਬਾਚੀਵਿੰਡ</w:t>
             </w:r>
           </w:p>
         </w:tc>
@@ -20459,7 +20459,7 @@
                 <w:rFonts w:ascii="Noto Sans Gurmukhi" w:hAnsi="Noto Sans Gurmukhi"/>
                 <w:sz w:val="16"/>
               </w:rPr>
-              <w:t>ਠੱਠਾ</w:t>
+              <w:t>ਬਾਚੀਵਿੰਡ</w:t>
             </w:r>
           </w:p>
         </w:tc>
@@ -20623,7 +20623,7 @@
                 <w:rFonts w:ascii="Noto Sans Gurmukhi" w:hAnsi="Noto Sans Gurmukhi"/>
                 <w:sz w:val="16"/>
               </w:rPr>
-              <w:t>ਭੰਗਵਾਂ + ਸਿਧਵਾਂ + ਠੀਕਰੀਵਾਲਾ</w:t>
+              <w:t>ਬਾਚੀਵਿੰਡ</w:t>
             </w:r>
           </w:p>
         </w:tc>
@@ -20787,7 +20787,7 @@
                 <w:rFonts w:ascii="Noto Sans Gurmukhi" w:hAnsi="Noto Sans Gurmukhi"/>
                 <w:sz w:val="16"/>
               </w:rPr>
-              <w:t>ਉਡਰ</w:t>
+              <w:t>ਡਾਲਾ</w:t>
             </w:r>
           </w:p>
         </w:tc>
@@ -20951,7 +20951,7 @@
                 <w:rFonts w:ascii="Noto Sans Gurmukhi" w:hAnsi="Noto Sans Gurmukhi"/>
                 <w:sz w:val="16"/>
               </w:rPr>
-              <w:t>ਜੋਏਕੇ</w:t>
+              <w:t>ਕਿਰਲਗੜ੍ਹ</w:t>
             </w:r>
           </w:p>
         </w:tc>
@@ -21115,7 +21115,7 @@
                 <w:rFonts w:ascii="Noto Sans Gurmukhi" w:hAnsi="Noto Sans Gurmukhi"/>
                 <w:sz w:val="16"/>
               </w:rPr>
-              <w:t>ਕਮਾਸਕੇ + ਖਿਜਰਪੁਰਾ</w:t>
+              <w:t>ਸ਼ਾਹੂਰਾ</w:t>
             </w:r>
           </w:p>
         </w:tc>
@@ -21279,7 +21279,7 @@
                 <w:rFonts w:ascii="Noto Sans Gurmukhi" w:hAnsi="Noto Sans Gurmukhi"/>
                 <w:sz w:val="16"/>
               </w:rPr>
-              <w:t>ਬੱਚੀਵਿੰਡ</w:t>
+              <w:t>ਸ਼ਾਹੂਰਾ</w:t>
             </w:r>
           </w:p>
         </w:tc>
@@ -21443,7 +21443,7 @@
                 <w:rFonts w:ascii="Noto Sans Gurmukhi" w:hAnsi="Noto Sans Gurmukhi"/>
                 <w:sz w:val="16"/>
               </w:rPr>
-              <w:t>ਬੱਚੀਵਿੰਡ</w:t>
+              <w:t>ਸ਼ਾਹੂਰਾ</w:t>
             </w:r>
           </w:p>
         </w:tc>
@@ -21607,7 +21607,7 @@
                 <w:rFonts w:ascii="Noto Sans Gurmukhi" w:hAnsi="Noto Sans Gurmukhi"/>
                 <w:sz w:val="16"/>
               </w:rPr>
-              <w:t>ਬੱਚੀਵਿੰਡ</w:t>
+              <w:t>ਡੱਲੇਕੇ</w:t>
             </w:r>
           </w:p>
         </w:tc>
@@ -21771,7 +21771,7 @@
                 <w:rFonts w:ascii="Noto Sans Gurmukhi" w:hAnsi="Noto Sans Gurmukhi"/>
                 <w:sz w:val="16"/>
               </w:rPr>
-              <w:t>ਡਾਲਾ</w:t>
+              <w:t>ਬਹਿੜਵਾਲ</w:t>
             </w:r>
           </w:p>
         </w:tc>
@@ -21935,7 +21935,7 @@
                 <w:rFonts w:ascii="Noto Sans Gurmukhi" w:hAnsi="Noto Sans Gurmukhi"/>
                 <w:sz w:val="16"/>
               </w:rPr>
-              <w:t>ਕਿਰਲਗੜ</w:t>
+              <w:t>ਵੈਣੇਕੇ</w:t>
             </w:r>
           </w:p>
         </w:tc>
@@ -22099,7 +22099,7 @@
                 <w:rFonts w:ascii="Noto Sans Gurmukhi" w:hAnsi="Noto Sans Gurmukhi"/>
                 <w:sz w:val="16"/>
               </w:rPr>
-              <w:t>ਸ਼ਹੂਰਾ</w:t>
+              <w:t>ਵੈਣੇਕੇ</w:t>
             </w:r>
           </w:p>
         </w:tc>
@@ -22263,7 +22263,7 @@
                 <w:rFonts w:ascii="Noto Sans Gurmukhi" w:hAnsi="Noto Sans Gurmukhi"/>
                 <w:sz w:val="16"/>
               </w:rPr>
-              <w:t>ਸ਼ਹੂਰਾ</w:t>
+              <w:t>ਚੇਲੇਕੇ</w:t>
             </w:r>
           </w:p>
         </w:tc>
@@ -22427,7 +22427,7 @@
                 <w:rFonts w:ascii="Noto Sans Gurmukhi" w:hAnsi="Noto Sans Gurmukhi"/>
                 <w:sz w:val="16"/>
               </w:rPr>
-              <w:t>ਸ਼ਹੂਰਾ</w:t>
+              <w:t>ਕੋਹਾਲਾ</w:t>
             </w:r>
           </w:p>
         </w:tc>
@@ -22591,7 +22591,7 @@
                 <w:rFonts w:ascii="Noto Sans Gurmukhi" w:hAnsi="Noto Sans Gurmukhi"/>
                 <w:sz w:val="16"/>
               </w:rPr>
-              <w:t>ਡੱਲੇਕੀ</w:t>
+              <w:t>ਕੋਹਾਲਾ</w:t>
             </w:r>
           </w:p>
         </w:tc>
@@ -22755,7 +22755,7 @@
                 <w:rFonts w:ascii="Noto Sans Gurmukhi" w:hAnsi="Noto Sans Gurmukhi"/>
                 <w:sz w:val="16"/>
               </w:rPr>
-              <w:t>ਬਹਿੜਵਾਲ</w:t>
+              <w:t>ਛਵਿੰਡਾ ਕਲਾਂ</w:t>
             </w:r>
           </w:p>
         </w:tc>
@@ -22919,7 +22919,7 @@
                 <w:rFonts w:ascii="Noto Sans Gurmukhi" w:hAnsi="Noto Sans Gurmukhi"/>
                 <w:sz w:val="16"/>
               </w:rPr>
-              <w:t>ਵਣੀਏਕੇ</w:t>
+              <w:t>ਛਵਿੰਡਾ ਕਲਾਂ</w:t>
             </w:r>
           </w:p>
         </w:tc>
@@ -23083,7 +23083,7 @@
                 <w:rFonts w:ascii="Noto Sans Gurmukhi" w:hAnsi="Noto Sans Gurmukhi"/>
                 <w:sz w:val="16"/>
               </w:rPr>
-              <w:t>ਵਣੀਏਕੇ</w:t>
+              <w:t>ਛਵਿੰਡਾ ਖੁਰਦ</w:t>
             </w:r>
           </w:p>
         </w:tc>
@@ -23247,7 +23247,7 @@
                 <w:rFonts w:ascii="Noto Sans Gurmukhi" w:hAnsi="Noto Sans Gurmukhi"/>
                 <w:sz w:val="16"/>
               </w:rPr>
-              <w:t>ਚੇਲੇਕੀ + ਕੋਟਲੀ ਅੱਲਖ</w:t>
+              <w:t>ਪੱਧਰੀ</w:t>
             </w:r>
           </w:p>
         </w:tc>
@@ -23411,7 +23411,7 @@
                 <w:rFonts w:ascii="Noto Sans Gurmukhi" w:hAnsi="Noto Sans Gurmukhi"/>
                 <w:sz w:val="16"/>
               </w:rPr>
-              <w:t>ਕੋਹਾਲਾ (ਸੱਜਾ ਪਾਸਾ)</w:t>
+              <w:t>ਪੱਧਰੀ</w:t>
             </w:r>
           </w:p>
         </w:tc>
@@ -23575,7 +23575,7 @@
                 <w:rFonts w:ascii="Noto Sans Gurmukhi" w:hAnsi="Noto Sans Gurmukhi"/>
                 <w:sz w:val="16"/>
               </w:rPr>
-              <w:t>ਕੋਹਾਲਾ (ਖੱਬਾ ਪਾਸਾ)</w:t>
+              <w:t>ਲਾਂਵੇ</w:t>
             </w:r>
           </w:p>
         </w:tc>
@@ -23739,7 +23739,7 @@
                 <w:rFonts w:ascii="Noto Sans Gurmukhi" w:hAnsi="Noto Sans Gurmukhi"/>
                 <w:sz w:val="16"/>
               </w:rPr>
-              <w:t>ਚਵਿੰਡਾ ਕਲਾਂ</w:t>
+              <w:t>ਨੂਰਪੁਰ</w:t>
             </w:r>
           </w:p>
         </w:tc>
@@ -23903,7 +23903,7 @@
                 <w:rFonts w:ascii="Noto Sans Gurmukhi" w:hAnsi="Noto Sans Gurmukhi"/>
                 <w:sz w:val="16"/>
               </w:rPr>
-              <w:t>ਚਵਿੰਡਾ ਕਲਾਂ</w:t>
+              <w:t>ਛਿੱਦਣ</w:t>
             </w:r>
           </w:p>
         </w:tc>
@@ -24067,7 +24067,7 @@
                 <w:rFonts w:ascii="Noto Sans Gurmukhi" w:hAnsi="Noto Sans Gurmukhi"/>
                 <w:sz w:val="16"/>
               </w:rPr>
-              <w:t>ਚਵਿੰਡਾ ਖੁਰਦ</w:t>
+              <w:t>ਛਿੱਦਣ</w:t>
             </w:r>
           </w:p>
         </w:tc>
@@ -24231,7 +24231,7 @@
                 <w:rFonts w:ascii="Noto Sans Gurmukhi" w:hAnsi="Noto Sans Gurmukhi"/>
                 <w:sz w:val="16"/>
               </w:rPr>
-              <w:t>ਪੱਧਰੀ</w:t>
+              <w:t>ਬੋਪਾਰਾਏ ਕਲਾਂ</w:t>
             </w:r>
           </w:p>
         </w:tc>
@@ -24395,7 +24395,7 @@
                 <w:rFonts w:ascii="Noto Sans Gurmukhi" w:hAnsi="Noto Sans Gurmukhi"/>
                 <w:sz w:val="16"/>
               </w:rPr>
-              <w:t>ਪੱਧਰੀ</w:t>
+              <w:t>ਬੋਪਾਰਾਏ ਕਲਾਂ</w:t>
             </w:r>
           </w:p>
         </w:tc>
@@ -24559,7 +24559,7 @@
                 <w:rFonts w:ascii="Noto Sans Gurmukhi" w:hAnsi="Noto Sans Gurmukhi"/>
                 <w:sz w:val="16"/>
               </w:rPr>
-              <w:t>ਲਾਂਦੇ</w:t>
+              <w:t>ਬੋਪਾਰਾਏ ਖੁਰਦ</w:t>
             </w:r>
           </w:p>
         </w:tc>
@@ -24723,7 +24723,7 @@
                 <w:rFonts w:ascii="Noto Sans Gurmukhi" w:hAnsi="Noto Sans Gurmukhi"/>
                 <w:sz w:val="16"/>
               </w:rPr>
-              <w:t>ਨੂਰਪੁਰ</w:t>
+              <w:t>ਬੋਪਾਰਾਏ ਖੁਰਦ</w:t>
             </w:r>
           </w:p>
         </w:tc>
@@ -24887,7 +24887,7 @@
                 <w:rFonts w:ascii="Noto Sans Gurmukhi" w:hAnsi="Noto Sans Gurmukhi"/>
                 <w:sz w:val="16"/>
               </w:rPr>
-              <w:t>ਛਿੱਡਣ</w:t>
+              <w:t>ਕੋਲੋਵਾਲ</w:t>
             </w:r>
           </w:p>
         </w:tc>
@@ -25051,7 +25051,7 @@
                 <w:rFonts w:ascii="Noto Sans Gurmukhi" w:hAnsi="Noto Sans Gurmukhi"/>
                 <w:sz w:val="16"/>
               </w:rPr>
-              <w:t>ਛਿੱਡਣ</w:t>
+              <w:t>ਬਰਾੜ</w:t>
             </w:r>
           </w:p>
         </w:tc>
@@ -25214,7 +25214,7 @@
                 <w:rFonts w:ascii="Noto Sans Gurmukhi" w:hAnsi="Noto Sans Gurmukhi"/>
                 <w:sz w:val="16"/>
               </w:rPr>
-              <w:t>ਬੋਪਾਰਾਏ ਕਲਾਂ</w:t>
+              <w:t>ਬਰਾੜ</w:t>
             </w:r>
           </w:p>
         </w:tc>
@@ -25378,7 +25378,7 @@
                 <w:rFonts w:ascii="Noto Sans Gurmukhi" w:hAnsi="Noto Sans Gurmukhi"/>
                 <w:sz w:val="16"/>
               </w:rPr>
-              <w:t>ਬੋਪਾਰਾਏ ਕਲਾਂ</w:t>
+              <w:t>ਮੱਧੋਕੇ</w:t>
             </w:r>
           </w:p>
         </w:tc>
@@ -25542,7 +25542,7 @@
                 <w:rFonts w:ascii="Noto Sans Gurmukhi" w:hAnsi="Noto Sans Gurmukhi"/>
                 <w:sz w:val="16"/>
               </w:rPr>
-              <w:t>ਬੋਪਾਰਾਏ ਖੁਰਦ</w:t>
+              <w:t>ਖਿਆਲਾ ਕਲਾਂ</w:t>
             </w:r>
           </w:p>
         </w:tc>
@@ -25706,7 +25706,7 @@
                 <w:rFonts w:ascii="Noto Sans Gurmukhi" w:hAnsi="Noto Sans Gurmukhi"/>
                 <w:sz w:val="16"/>
               </w:rPr>
-              <w:t>ਬੋਪਾਰਾਏ ਖੁਰਦ</w:t>
+              <w:t>ਖਿਆਲਾ ਕਲਾਂ</w:t>
             </w:r>
           </w:p>
         </w:tc>
@@ -25870,7 +25870,7 @@
                 <w:rFonts w:ascii="Noto Sans Gurmukhi" w:hAnsi="Noto Sans Gurmukhi"/>
                 <w:sz w:val="16"/>
               </w:rPr>
-              <w:t>ਕੋਲੇਵਾਲ</w:t>
+              <w:t>ਖਿਆਲਾ ਕਲਾਂ</w:t>
             </w:r>
           </w:p>
         </w:tc>
@@ -26034,7 +26034,7 @@
                 <w:rFonts w:ascii="Noto Sans Gurmukhi" w:hAnsi="Noto Sans Gurmukhi"/>
                 <w:sz w:val="16"/>
               </w:rPr>
-              <w:t>ਬਰਾੜ</w:t>
+              <w:t>ਬੋਪਾਰਾਏ ਬਾਜ ਸਿੰਘ</w:t>
             </w:r>
           </w:p>
         </w:tc>
@@ -26198,7 +26198,7 @@
                 <w:rFonts w:ascii="Noto Sans Gurmukhi" w:hAnsi="Noto Sans Gurmukhi"/>
                 <w:sz w:val="16"/>
               </w:rPr>
-              <w:t>ਬਰਾੜ</w:t>
+              <w:t>ਬੋਪਾਰਾਏ ਬਾਜ ਸਿੰਘ</w:t>
             </w:r>
           </w:p>
         </w:tc>
@@ -26362,7 +26362,7 @@
                 <w:rFonts w:ascii="Noto Sans Gurmukhi" w:hAnsi="Noto Sans Gurmukhi"/>
                 <w:sz w:val="16"/>
               </w:rPr>
-              <w:t>ਮਾਦੇਕੇ</w:t>
+              <w:t>ਕਲੇਰ</w:t>
             </w:r>
           </w:p>
         </w:tc>
@@ -26526,7 +26526,7 @@
                 <w:rFonts w:ascii="Noto Sans Gurmukhi" w:hAnsi="Noto Sans Gurmukhi"/>
                 <w:sz w:val="16"/>
               </w:rPr>
-              <w:t>ਖਿਆਲਾ ਕਲਾਂ</w:t>
+              <w:t>ਕਲੇਰ</w:t>
             </w:r>
           </w:p>
         </w:tc>
@@ -26690,7 +26690,7 @@
                 <w:rFonts w:ascii="Noto Sans Gurmukhi" w:hAnsi="Noto Sans Gurmukhi"/>
                 <w:sz w:val="16"/>
               </w:rPr>
-              <w:t>ਖਿਆਲਾ ਕਲਾਂ</w:t>
+              <w:t>ਬਾਬਾ ਮਾਈਕ ਸ਼ਾਹ ਕਾਲੋਨੀ</w:t>
             </w:r>
           </w:p>
         </w:tc>
@@ -27018,7 +27018,7 @@
                 <w:rFonts w:ascii="Noto Sans Gurmukhi" w:hAnsi="Noto Sans Gurmukhi"/>
                 <w:sz w:val="16"/>
               </w:rPr>
-              <w:t>ਬੋਪਾ ਰਾਏ ਬਾਜ ਸਿੰਘ</w:t>
+              <w:t>ਕੋਹਾਲੀ</w:t>
             </w:r>
           </w:p>
         </w:tc>
@@ -27182,7 +27182,7 @@
                 <w:rFonts w:ascii="Noto Sans Gurmukhi" w:hAnsi="Noto Sans Gurmukhi"/>
                 <w:sz w:val="16"/>
               </w:rPr>
-              <w:t>ਬੋਪਾ ਰਾਏ ਬਾਜ ਸਿੰਘ</w:t>
+              <w:t>ਕੋਹਾਲੀ</w:t>
             </w:r>
           </w:p>
         </w:tc>
@@ -27346,7 +27346,7 @@
                 <w:rFonts w:ascii="Noto Sans Gurmukhi" w:hAnsi="Noto Sans Gurmukhi"/>
                 <w:sz w:val="16"/>
               </w:rPr>
-              <w:t>ਕਲੇਰ</w:t>
+              <w:t>ਕੋਹਾਲੀ</w:t>
             </w:r>
           </w:p>
         </w:tc>
@@ -27510,7 +27510,7 @@
                 <w:rFonts w:ascii="Noto Sans Gurmukhi" w:hAnsi="Noto Sans Gurmukhi"/>
                 <w:sz w:val="16"/>
               </w:rPr>
-              <w:t>ਕਲੇਰ</w:t>
+              <w:t>ਕੋਹਾਲੀ</w:t>
             </w:r>
           </w:p>
         </w:tc>
@@ -27674,7 +27674,7 @@
                 <w:rFonts w:ascii="Noto Sans Gurmukhi" w:hAnsi="Noto Sans Gurmukhi"/>
                 <w:sz w:val="16"/>
               </w:rPr>
-              <w:t>ਬਾਬਾ ਮੀਕੇ ਸ਼ਾਹ ਕਲੋਨੀ</w:t>
+              <w:t>ਭਿੱਟੇਵੱਡ</w:t>
             </w:r>
           </w:p>
         </w:tc>
@@ -27838,7 +27838,7 @@
                 <w:rFonts w:ascii="Noto Sans Gurmukhi" w:hAnsi="Noto Sans Gurmukhi"/>
                 <w:sz w:val="16"/>
               </w:rPr>
-              <w:t>ਖਿਆਲਾ ਖੁਰਦ</w:t>
+              <w:t>ਭਿੱਟੇਵੱਡ</w:t>
             </w:r>
           </w:p>
         </w:tc>
@@ -28002,7 +28002,7 @@
                 <w:rFonts w:ascii="Noto Sans Gurmukhi" w:hAnsi="Noto Sans Gurmukhi"/>
                 <w:sz w:val="16"/>
               </w:rPr>
-              <w:t>ਕੋਹਾਲੀ</w:t>
+              <w:t>ਭਿੱਟੇਵੱਡ</w:t>
             </w:r>
           </w:p>
         </w:tc>
@@ -28166,7 +28166,7 @@
                 <w:rFonts w:ascii="Noto Sans Gurmukhi" w:hAnsi="Noto Sans Gurmukhi"/>
                 <w:sz w:val="16"/>
               </w:rPr>
-              <w:t>ਕੋਹਾਲੀ</w:t>
+              <w:t>ਬੱਗਾ ਖੁਰਦ</w:t>
             </w:r>
           </w:p>
         </w:tc>
@@ -28330,7 +28330,7 @@
                 <w:rFonts w:ascii="Noto Sans Gurmukhi" w:hAnsi="Noto Sans Gurmukhi"/>
                 <w:sz w:val="16"/>
               </w:rPr>
-              <w:t>ਕੋਹਾਲੀ</w:t>
+              <w:t>ਬੱਗਾ ਕਲਾਂ</w:t>
             </w:r>
           </w:p>
         </w:tc>
@@ -28494,7 +28494,7 @@
                 <w:rFonts w:ascii="Noto Sans Gurmukhi" w:hAnsi="Noto Sans Gurmukhi"/>
                 <w:sz w:val="16"/>
               </w:rPr>
-              <w:t>ਕੋਹਾਲੀ + ਰੱਖ ਕੋਹਾਲੀ</w:t>
+              <w:t>ਬੱਗਾ ਕਲਾਂ</w:t>
             </w:r>
           </w:p>
         </w:tc>
@@ -28658,7 +28658,7 @@
                 <w:rFonts w:ascii="Noto Sans Gurmukhi" w:hAnsi="Noto Sans Gurmukhi"/>
                 <w:sz w:val="16"/>
               </w:rPr>
-              <w:t>ਭਿੱਟੇਵੱਡ</w:t>
+              <w:t>ਧਾਰੀਵਾਲ</w:t>
             </w:r>
           </w:p>
         </w:tc>
@@ -28822,7 +28822,7 @@
                 <w:rFonts w:ascii="Noto Sans Gurmukhi" w:hAnsi="Noto Sans Gurmukhi"/>
                 <w:sz w:val="16"/>
               </w:rPr>
-              <w:t>ਭਿੱਟੇਵੱਡ</w:t>
+              <w:t>ਲੱਲਾ ਅਫ਼ਗ਼ਾਨਾ</w:t>
             </w:r>
           </w:p>
         </w:tc>
@@ -28986,7 +28986,7 @@
                 <w:rFonts w:ascii="Noto Sans Gurmukhi" w:hAnsi="Noto Sans Gurmukhi"/>
                 <w:sz w:val="16"/>
               </w:rPr>
-              <w:t>ਭਿੱਟੇਵੱਡ</w:t>
+              <w:t>ਹਰਸ਼ਾ ਛੀਨਾ (ਅਬਾਦੀ ਉੱਚਾ ਕਿਲ੍ਹਾ)</w:t>
             </w:r>
           </w:p>
         </w:tc>
@@ -29150,7 +29150,7 @@
                 <w:rFonts w:ascii="Noto Sans Gurmukhi" w:hAnsi="Noto Sans Gurmukhi"/>
                 <w:sz w:val="16"/>
               </w:rPr>
-              <w:t>ਬੱਗਾ ਖੁਰਦ + ਓਵਰਸੀਜ਼ ਇਲੈਕਟਰ</w:t>
+              <w:t>ਹਰਸ਼ਾ ਛੀਨਾ (ਅਬਾਦੀ ਉੱਚਾ ਕਿਲ੍ਹਾ)</w:t>
             </w:r>
           </w:p>
         </w:tc>
@@ -29314,7 +29314,7 @@
                 <w:rFonts w:ascii="Noto Sans Gurmukhi" w:hAnsi="Noto Sans Gurmukhi"/>
                 <w:sz w:val="16"/>
               </w:rPr>
-              <w:t>ਬੱਗਾ ਕਲਾਂ</w:t>
+              <w:t>ਹਰਸ਼ਾ ਛੀਨਾ (ਅਬਾਦੀ ਵਿਚਲਾ ਕਿਲ੍ਹਾ)</w:t>
             </w:r>
           </w:p>
         </w:tc>
@@ -29478,7 +29478,7 @@
                 <w:rFonts w:ascii="Noto Sans Gurmukhi" w:hAnsi="Noto Sans Gurmukhi"/>
                 <w:sz w:val="16"/>
               </w:rPr>
-              <w:t>ਬੱਗਾ ਕਲਾਂ</w:t>
+              <w:t>ਹਰਸ਼ਾ ਛੀਨਾ (ਅਬਾਦੀ ਵਿਚਲਾ ਕਿਲ੍ਹਾ)</w:t>
             </w:r>
           </w:p>
         </w:tc>
@@ -29642,7 +29642,7 @@
                 <w:rFonts w:ascii="Noto Sans Gurmukhi" w:hAnsi="Noto Sans Gurmukhi"/>
                 <w:sz w:val="16"/>
               </w:rPr>
-              <w:t>ਧਾਰੀਵਾਲ</w:t>
+              <w:t>ਹਰਸ਼ਾ ਛੀਨਾ (ਅਬਾਦੀ ਵਿਚਲਾ ਕਿਲ੍ਹਾ)</w:t>
             </w:r>
           </w:p>
         </w:tc>
@@ -29806,7 +29806,7 @@
                 <w:rFonts w:ascii="Noto Sans Gurmukhi" w:hAnsi="Noto Sans Gurmukhi"/>
                 <w:sz w:val="16"/>
               </w:rPr>
-              <w:t>ਲੱਲਾ ਅਫਗਾਨਾ</w:t>
+              <w:t>ਹਰਸ਼ਾ ਛੀਨਾ (ਅਬਾਦੀ ਕੁੱਕੜਾਂਵਾਲਾ)</w:t>
             </w:r>
           </w:p>
         </w:tc>
@@ -29970,7 +29970,7 @@
                 <w:rFonts w:ascii="Noto Sans Gurmukhi" w:hAnsi="Noto Sans Gurmukhi"/>
                 <w:sz w:val="16"/>
               </w:rPr>
-              <w:t>ਹਰਸ਼ਾ ਛੀਨਾ (ਅਬਾਦੀ ਉੱਚਾ ਕਿਲਾ)</w:t>
+              <w:t>ਹਰਸ਼ਾ ਛੀਨਾ (ਅਬਾਦੀ ਸਬਾਜਪੁਰ)</w:t>
             </w:r>
           </w:p>
         </w:tc>
@@ -30134,7 +30134,7 @@
                 <w:rFonts w:ascii="Noto Sans Gurmukhi" w:hAnsi="Noto Sans Gurmukhi"/>
                 <w:sz w:val="16"/>
               </w:rPr>
-              <w:t>ਹਰਸ਼ਾ ਛੀਨਾ (ਅਬਾਦੀ ਉੱਚਾ ਕਿਲਾ)</w:t>
+              <w:t>ਹਰਸ਼ਾ ਛੀਨਾ (ਅਬਾਦੀ ਸਬਾਜਪੁਰ)</w:t>
             </w:r>
           </w:p>
         </w:tc>
@@ -30298,7 +30298,7 @@
                 <w:rFonts w:ascii="Noto Sans Gurmukhi" w:hAnsi="Noto Sans Gurmukhi"/>
                 <w:sz w:val="16"/>
               </w:rPr>
-              <w:t>ਹਰਸ਼ਾ ਛੀਨਾ (ਅਬਾਦੀ ਵਿਚਲਾ ਕਿਲਾ)</w:t>
+              <w:t>ਨੰਗਲ ਤੋਲਾ</w:t>
             </w:r>
           </w:p>
         </w:tc>
@@ -30462,7 +30462,7 @@
                 <w:rFonts w:ascii="Noto Sans Gurmukhi" w:hAnsi="Noto Sans Gurmukhi"/>
                 <w:sz w:val="16"/>
               </w:rPr>
-              <w:t>ਹਰਸ਼ਾ ਛੀਨਾ (ਅਬਾਦੀ ਵਿਚਲਾ ਕਿਲਾ)</w:t>
+              <w:t>ਨੰਗਲ ਤੋਲਾ</w:t>
             </w:r>
           </w:p>
         </w:tc>
@@ -30626,7 +30626,7 @@
                 <w:rFonts w:ascii="Noto Sans Gurmukhi" w:hAnsi="Noto Sans Gurmukhi"/>
                 <w:sz w:val="16"/>
               </w:rPr>
-              <w:t>ਹਰਸ਼ਾ ਛੀਨਾ (ਅਬਾਦੀ ਵਿਚਲਾ ਕਿਲਾ)</w:t>
+              <w:t>ਝੰਜੋਟੀ</w:t>
             </w:r>
           </w:p>
         </w:tc>
@@ -30790,7 +30790,7 @@
                 <w:rFonts w:ascii="Noto Sans Gurmukhi" w:hAnsi="Noto Sans Gurmukhi"/>
                 <w:sz w:val="16"/>
               </w:rPr>
-              <w:t>ਹਰਸ਼ਾ ਛੀਨਾ (ਕੁੱਕੜਾਂਵਾਲਾ)</w:t>
+              <w:t>ਝੰਜੋਟੀ</w:t>
             </w:r>
           </w:p>
         </w:tc>
@@ -30954,7 +30954,7 @@
                 <w:rFonts w:ascii="Noto Sans Gurmukhi" w:hAnsi="Noto Sans Gurmukhi"/>
                 <w:sz w:val="16"/>
               </w:rPr>
-              <w:t>ਹਰਸ਼ਾ ਛੀਨਾ (ਅਬਾਦੀ ਸਬਾਜਪੁਰ)</w:t>
+              <w:t>ਝੰਜੋਟੀ</w:t>
             </w:r>
           </w:p>
         </w:tc>
@@ -31118,7 +31118,7 @@
                 <w:rFonts w:ascii="Noto Sans Gurmukhi" w:hAnsi="Noto Sans Gurmukhi"/>
                 <w:sz w:val="16"/>
               </w:rPr>
-              <w:t>ਹਰਸ਼ਾ ਛੀਨਾ (ਅਬਾਦੀ ਸਬਾਜਪੁਰ)</w:t>
+              <w:t>ਚੈਨਪੁਰ</w:t>
             </w:r>
           </w:p>
         </w:tc>
@@ -31282,7 +31282,7 @@
                 <w:rFonts w:ascii="Noto Sans Gurmukhi" w:hAnsi="Noto Sans Gurmukhi"/>
                 <w:sz w:val="16"/>
               </w:rPr>
-              <w:t>ਨੰਗਲ ਤੋਲਾ</w:t>
+              <w:t>ਬਲਾਗਣ</w:t>
             </w:r>
           </w:p>
         </w:tc>
@@ -31446,7 +31446,7 @@
                 <w:rFonts w:ascii="Noto Sans Gurmukhi" w:hAnsi="Noto Sans Gurmukhi"/>
                 <w:sz w:val="16"/>
               </w:rPr>
-              <w:t>ਨੰਗਲ ਤੋਲਾ</w:t>
+              <w:t>ਬਲਾਗਣ ਸਿੱਧੂ</w:t>
             </w:r>
           </w:p>
         </w:tc>
@@ -31610,7 +31610,7 @@
                 <w:rFonts w:ascii="Noto Sans Gurmukhi" w:hAnsi="Noto Sans Gurmukhi"/>
                 <w:sz w:val="16"/>
               </w:rPr>
-              <w:t>ਝੋਜੇਟੀ</w:t>
+              <w:t>ਕੋਟਲਾ ਡੂਮ</w:t>
             </w:r>
           </w:p>
         </w:tc>
@@ -31774,7 +31774,7 @@
                 <w:rFonts w:ascii="Noto Sans Gurmukhi" w:hAnsi="Noto Sans Gurmukhi"/>
                 <w:sz w:val="16"/>
               </w:rPr>
-              <w:t>ਝੰਜੋਟੀ</w:t>
+              <w:t>ਕੋਟਲਾ ਡੂਮ</w:t>
             </w:r>
           </w:p>
         </w:tc>
@@ -31938,7 +31938,7 @@
                 <w:rFonts w:ascii="Noto Sans Gurmukhi" w:hAnsi="Noto Sans Gurmukhi"/>
                 <w:sz w:val="16"/>
               </w:rPr>
-              <w:t>ਝੰਜੋਟੀ</w:t>
+              <w:t>ਸੈਦਪੁਰ</w:t>
             </w:r>
           </w:p>
         </w:tc>
@@ -32102,7 +32102,7 @@
                 <w:rFonts w:ascii="Noto Sans Gurmukhi" w:hAnsi="Noto Sans Gurmukhi"/>
                 <w:sz w:val="16"/>
               </w:rPr>
-              <w:t>ਚੈਨਪੁਰ</w:t>
+              <w:t>ਰਡਾਲਾ</w:t>
             </w:r>
           </w:p>
         </w:tc>
@@ -32266,7 +32266,7 @@
                 <w:rFonts w:ascii="Noto Sans Gurmukhi" w:hAnsi="Noto Sans Gurmukhi"/>
                 <w:sz w:val="16"/>
               </w:rPr>
-              <w:t>ਬਲੱਗਣ</w:t>
+              <w:t>ਰਾਜਾ ਸਾਂਸੀ</w:t>
             </w:r>
           </w:p>
         </w:tc>
@@ -32430,7 +32430,7 @@
                 <w:rFonts w:ascii="Noto Sans Gurmukhi" w:hAnsi="Noto Sans Gurmukhi"/>
                 <w:sz w:val="16"/>
               </w:rPr>
-              <w:t>ਬੱਲਗਣ ਸਿੰਧੂ</w:t>
+              <w:t>ਰਾਜਾ ਸਾਂਸੀ</w:t>
             </w:r>
           </w:p>
         </w:tc>
@@ -32594,7 +32594,7 @@
                 <w:rFonts w:ascii="Noto Sans Gurmukhi" w:hAnsi="Noto Sans Gurmukhi"/>
                 <w:sz w:val="16"/>
               </w:rPr>
-              <w:t>ਕੋਟਲਾ ਡੂਮ</w:t>
+              <w:t>ਰਾਜਾ ਸਾਂਸੀ</w:t>
             </w:r>
           </w:p>
         </w:tc>
@@ -32758,7 +32758,7 @@
                 <w:rFonts w:ascii="Noto Sans Gurmukhi" w:hAnsi="Noto Sans Gurmukhi"/>
                 <w:sz w:val="16"/>
               </w:rPr>
-              <w:t>ਕੋਟਲਾ ਡੂਮ</w:t>
+              <w:t>ਰਾਜਾ ਸਾਂਸੀ</w:t>
             </w:r>
           </w:p>
         </w:tc>
@@ -32922,7 +32922,7 @@
                 <w:rFonts w:ascii="Noto Sans Gurmukhi" w:hAnsi="Noto Sans Gurmukhi"/>
                 <w:sz w:val="16"/>
               </w:rPr>
-              <w:t>ਸੈਦਪੁਰ</w:t>
+              <w:t>ਰਾਜਾ ਸਾਂਸੀ</w:t>
             </w:r>
           </w:p>
         </w:tc>
@@ -33086,7 +33086,7 @@
                 <w:rFonts w:ascii="Noto Sans Gurmukhi" w:hAnsi="Noto Sans Gurmukhi"/>
                 <w:sz w:val="16"/>
               </w:rPr>
-              <w:t>ਰਡਾਲਾ</w:t>
+              <w:t>ਰਾਜਾ ਸਾਂਸੀ</w:t>
             </w:r>
           </w:p>
         </w:tc>
@@ -33250,7 +33250,7 @@
                 <w:rFonts w:ascii="Noto Sans Gurmukhi" w:hAnsi="Noto Sans Gurmukhi"/>
                 <w:sz w:val="16"/>
               </w:rPr>
-              <w:t>ਵਾਰਡ ਨੰ. 1 ਮੁਹੱਲਾ ਗਾਂਧੀ ਨਗਰ + ਵਾਰਡ ਨੰ.1 ਮੁਹੱਲਾ ਗਾਂਧੀ ਨਗਰ + ਵਾਰਡ ਨੰ.1 ਮੁਹੱਲਾ ਗਾਂਧੀ ਨਗਰ + ਵਾਰਡ ਨੰ.1 ਮੁਹੱਲਾ ਗਾਂਧੀ ਨਗਰ</w:t>
+              <w:t>ਰਾਜਾ ਸਾਂਸੀ</w:t>
             </w:r>
           </w:p>
         </w:tc>
@@ -33414,7 +33414,7 @@
                 <w:rFonts w:ascii="Noto Sans Gurmukhi" w:hAnsi="Noto Sans Gurmukhi"/>
                 <w:sz w:val="16"/>
               </w:rPr>
-              <w:t>ਵਾਰਡ ਨੰ.12 ਰਾਜਾਸਾਂਸੀ ਮੁਹੱਲਾ ਗਾਂਧੀ ਨਗਰ + ਵਾਰਡ ਨੰ.12 ਮੁਹੱਲਾ ਗਾਂਧੀ ਨਗਰ</w:t>
+              <w:t>ਰਾਜਾ ਸਾਂਸੀ</w:t>
             </w:r>
           </w:p>
         </w:tc>
@@ -33578,7 +33578,7 @@
                 <w:rFonts w:ascii="Noto Sans Gurmukhi" w:hAnsi="Noto Sans Gurmukhi"/>
                 <w:sz w:val="16"/>
               </w:rPr>
-              <w:t>ਵਾਰਡ ਨੰ 2 ਮੁਹੱਲਾ ਗਾਧੀ ਨਗਰ ਰਾਜਾਸਾਂਸੀ + ਵਾਰਡ ਨੰ 2 ਮੁਹੱਲਾ ਗਾਧੀ ਨਗਰ ਰਾਜਾਸਾਂਸੀ</w:t>
+              <w:t>ਰਾਜਾ ਸਾਂਸੀ</w:t>
             </w:r>
           </w:p>
         </w:tc>
@@ -33742,7 +33742,7 @@
                 <w:rFonts w:ascii="Noto Sans Gurmukhi" w:hAnsi="Noto Sans Gurmukhi"/>
                 <w:sz w:val="16"/>
               </w:rPr>
-              <w:t>ਵਾਰਡ ਨੰ.10 ਗਲੀ ਸੰਭ ਵਾਲੀ + ਵਾਰਡ ਨੰ.10 ਗਲੀ ਘਾਹ ਮੰਡੀ + ਵਾਰਡ ਨੰ.10 ਗਲੀ ਜੈਲਦਾਰਾ ਵਾਲੀ</w:t>
+              <w:t>ਰਾਜਾ ਸਾਂਸੀ</w:t>
             </w:r>
           </w:p>
         </w:tc>
@@ -33906,7 +33906,7 @@
                 <w:rFonts w:ascii="Noto Sans Gurmukhi" w:hAnsi="Noto Sans Gurmukhi"/>
                 <w:sz w:val="16"/>
               </w:rPr>
-              <w:t>ਰਾਜਾਸਾਂਸੀ ਵਾਰਡ ਨੰ. 3 ਗਲੀ ਡਾਕਟਰ ਅਮਰ ਸਿੰਘ ਵਾਲੀ + ਵਾਰਡ ਨੰ.3 ਅਦਲੀ ਵਾਲਾ ਰੋਡ ਖੱਬਾ ਪਾਸਾ ਰਾਜਾਸਾਂਸੀ + ਵਾਰਡ ਨੰ.3 ਗਲੀ ਪਰੋਹਿਤਾਂ ਵਾਲੀ + ਵਾਰਡ ਨੰ.3 ਵਾਲਾ ਖੂਹ ਲੇਲੀਆ ਵਾਲਾ, ਨਵੀ ਕਲੋਨੀ</w:t>
+              <w:t>ਰਾਜਾ ਸਾਂਸੀ</w:t>
             </w:r>
           </w:p>
         </w:tc>
@@ -34070,7 +34070,7 @@
                 <w:rFonts w:ascii="Noto Sans Gurmukhi" w:hAnsi="Noto Sans Gurmukhi"/>
                 <w:sz w:val="16"/>
               </w:rPr>
-              <w:t>ਵਾਰਡ ਨੰ.6 ਮੁਹੱਲਾ ਮੰਦਰ ਦੇਵੀ ਦੁਆਰ + ਵਾਰਡ ਨੰ.6 ਮੁਹੱਲਾ ਗਾਂਧੀ ਨਗਰ + ਵਾਰਡ ਨੰ.6 ਕਲੋਨੀ ਬਾਬਾ ਜਵੰਦ ਸਿੰਘ ਖੂਹ ਚੂਹੜ ਸਿੰਘ ਵਾਲਾ</w:t>
+              <w:t>ਰਾਜਾ ਸਾਂਸੀ</w:t>
             </w:r>
           </w:p>
         </w:tc>
@@ -34234,7 +34234,7 @@
                 <w:rFonts w:ascii="Noto Sans Gurmukhi" w:hAnsi="Noto Sans Gurmukhi"/>
                 <w:sz w:val="16"/>
               </w:rPr>
-              <w:t>ਵਾਰਡ ਨੰ:7 ਰਾਜਾਸਾਂਸੀ ਮੁਹੱਲਾ ਸ੍ਰੀ ਪ੍ਰੀਤਮ ਸਿੰਘ ਗਲੀ ਬਜਾਜਾਂ ਵਾਲੀ ਮੇਨ ਬਜਾਰ + ਵਾਰਡ ਨੰ:7 ਮੇਨ ਬਜਾਰ ਸਾਹਮਣੇ ਗੁਰਦੁਆਰਾ ਸਿੰਘ ਸਭਾ + ਵਾਰਡ ਨੰ:7 ਮੁਹੱਲਾ ਸ੍ਰੀ ਪ੍ਰੀਤਮ ਸਿੰਘ ਗਲੀ ਲੇਹੇ ਵਾਲੀ + ਵਾਰਡ ਨੰ:7 ਮੁਹੱਲਾ ਪ੍ਰੀਤਮ ਸਿੰਘ ਗਲੀ ਲੇਹੇ ਵਾਲੀ + ਵਾਰਡ ਨੰ:7 ਗਲੀ ਸਹਿਜਾਦਾ + ਵਾਰਡ ਨੰ:7 ਗਲੀ ਲੇਹੇ ਵਾਲੀ + ਓਵਰਸੀਜ਼ ਇਲੈਕਟਰ</w:t>
+              <w:t>ਰਾਜਾ ਸਾਂਸੀ</w:t>
             </w:r>
           </w:p>
         </w:tc>
@@ -34398,7 +34398,7 @@
                 <w:rFonts w:ascii="Noto Sans Gurmukhi" w:hAnsi="Noto Sans Gurmukhi"/>
                 <w:sz w:val="16"/>
               </w:rPr>
-              <w:t>ਵਾਰਡ ਨੰ. 11 ਗਲੀ ਘੁਮਿਆਰਾਂ ਵਾਲੀ + ਵਾਰਡ ਨੰ. 11 ਗਲੀ ਜੈਲਦਾਰਾਂ ਵਾਲੀ + ਵਾਰਡ ਨੰ. 11 ਗਲੀ ਗੁਰਦੁਆਰਾ ਕਲਗੀਧਰ + ਵਾਰਡ ਨੰ. 11 ਮੇਨ ਬਜਾਰ ਗੁਰਦੁਆਰਾ ਕਲਗੀਧਰ + ਵਾਰਡ ਨੰ.11 ਮੇਨ ਬਜਾਰ + ਵਾਰਡ ਨੰ.11 ਗਲੀ ਵਜੀਰਾ ਵਾਲੀ + ਵਾਰਡ ਨੰ.11 ਮੇਨ ਬਜਾਰ + ਵਾਰਡ ਨੰ.11 ਮੇਨ ਬਜਾਰ</w:t>
+              <w:t>ਰਾਜਾ ਸਾਂਸੀ</w:t>
             </w:r>
           </w:p>
         </w:tc>
@@ -34562,7 +34562,7 @@
                 <w:rFonts w:ascii="Noto Sans Gurmukhi" w:hAnsi="Noto Sans Gurmukhi"/>
                 <w:sz w:val="16"/>
               </w:rPr>
-              <w:t>ਵਾਰਡ ਨੰ 4 ਨਵੀ ਕਲੋਨੀ ਸਾਹਮਣੇ ਏਅਰਪੋਰਟ ਰਾਜਾਸਾਂਸੀ + ਵਾਰਡ ਨੰ 4 ਅਜਨਾਲਾ ਰੋਡ ਏਅਰਪੋਰਟ ਕਲੋਨੀ ਰਾਜਾਸਾਂਸੀ + ਵਾਰਡ ਨੰ 4 ਅਜਨਾਲਾ ਰੋਡ ਏਅਰਪੋਰਟ ਕਲੋਨੀ ਰਾਜਾਸਾਂਸੀ</w:t>
+              <w:t>ਲੱਧੇਹ</w:t>
             </w:r>
           </w:p>
         </w:tc>
@@ -34726,7 +34726,7 @@
                 <w:rFonts w:ascii="Noto Sans Gurmukhi" w:hAnsi="Noto Sans Gurmukhi"/>
                 <w:sz w:val="16"/>
               </w:rPr>
-              <w:t>ਵਾਰਡ ਨੰ.5 ਕਲੋਨੀ ਬਾਬਾ ਜਵੰਦ ਸਿੰਘ ਅਜਨਾਲਾ ਰੋਡ + ਵਾਰਡ ਨੰ.5 ਨਵਾਂ ਅੱਡਾ ਰਾਜਾਸਾਂਸੀ + ਵਾਰਡ ਨੰ.5 ਅਜਨਾਲਾ ਰੋਡ ਨੇੜੇ ਅਜੀਤ ਪੈਲਸ + ਵਾਰਡ ਨੰ.5 ਅਜਨਾਲਾ ਰੋਡ ਖੱਬਾ ਪਾਸਾ ਖੂਹ ਚੂਹੜ ਸਿੰਘ ਵਾਲਾ + ਵਾਰਡ ਨੰ.5 ਅਜਨਾਲਾ ਰੋਡ ਖੱਬਾ ਪਾਸਾ ਖੂਹ ਚੂਹੜ ਸਿੰਘ ਵਾਲਾ + ਵਾਰਡ ਨੰ.5 ਅਜਨਾਲਾ ਰੋਡ ਖੱਬਾ ਪਾਸਾ ਖੂਹ ਚੂਹੜ ਸਿੰਘ ਵਾਲਾ + ਵਾਰਡ ਨੰ.5 ਅਜਨਾਲਾ ਰੋਡ ਸਿਵਲ ਕਲੋਨੀ ਏਅਰ ਪੋਰਟ</w:t>
+              <w:t>ਰਾਣੇਵਾਲੀ</w:t>
             </w:r>
           </w:p>
         </w:tc>
@@ -34890,7 +34890,7 @@
                 <w:rFonts w:ascii="Noto Sans Gurmukhi" w:hAnsi="Noto Sans Gurmukhi"/>
                 <w:sz w:val="16"/>
               </w:rPr>
-              <w:t>ਵਾਰਡ ਨੰ 8 ਮੁਹੱਲਾ ਠਾਕਰ ਸਿੰਘ ਗਲੀ ਘੁਮਿਆਰਾਂ ਵਾਲੀ + ਵਾਰਡ ਨੰ 8 ਮੁਹੱਲਾ ਠਾਕਰ ਸਿੰਘ ਗਲੀ ਘੁਮਿਆਰਾਂ ਵਾਲੀ + ਵਾਰਡ ਨੰ 8 ਮੁਹੱਲਾ ਠਾਕਰ ਸਿੰਘ ਗਲੀ ਘੁਮਿਆਰਾਂ ਵਾਲੀ</w:t>
+              <w:t>ਮੁਗਲਾਨੀ ਕੋਟ</w:t>
             </w:r>
           </w:p>
         </w:tc>
@@ -35054,7 +35054,7 @@
                 <w:rFonts w:ascii="Noto Sans Gurmukhi" w:hAnsi="Noto Sans Gurmukhi"/>
                 <w:sz w:val="16"/>
               </w:rPr>
-              <w:t>ਵਾਰਡ ਨੰ.9 ਮੇਨ ਬਜਾਰ ਗਲੀ ਲੋਹਾਰਾਂ ਵਾਲੀ + ਵਾਰਡ ਨੰ.9 ਗਲੀ ਮਿਸਤਰੀ ਮੇਹਰ ਸਿੰਘ ਵਾਲੀ + ਵਾਰਡ ਨੰ.9 ਗਲੀ ਮਿਸਤਰੀ ਮੇਹਰ ਸਿੰਘ ਵਾਲੀ + ਵਾਰਡ ਨੰ. 9 ਸਾਹਮਣੇ ਬਗੀਚੀ</w:t>
+              <w:t>ਜਗਦੇਵ ਕਲਾਂ</w:t>
             </w:r>
           </w:p>
         </w:tc>
@@ -35218,7 +35218,7 @@
                 <w:rFonts w:ascii="Noto Sans Gurmukhi" w:hAnsi="Noto Sans Gurmukhi"/>
                 <w:sz w:val="16"/>
               </w:rPr>
-              <w:t>ਰਾਜਾਸਾਂਸੀ ਵਾਰਡ ਨੰ. 9 ਘਰ ਮੰਡੀ ਰੋਡ + ਵਾਰਡ ਨੰ. 9 ਗਲੀ ਛੀਬਿਆਂ ਵਾਲੀ + ਵਾਰਡ ਨੰ. 9 ਘਰ ਮੰਡੀ ਰਾਜਾਸਾਂਸੀ + ਵਾਰਡ ਨੰ. 9 ਸਾਹਮਣੇ ਬਗੀਚੀ + ਵਾਰਡ ਨੰ. 9 ਗਲੀ ਧੋਬੀਆਂ ਵਾਲੀ</w:t>
+              <w:t>ਜਗਦੇਵ ਕਲਾਂ</w:t>
             </w:r>
           </w:p>
         </w:tc>
@@ -35382,7 +35382,7 @@
                 <w:rFonts w:ascii="Noto Sans Gurmukhi" w:hAnsi="Noto Sans Gurmukhi"/>
                 <w:sz w:val="16"/>
               </w:rPr>
-              <w:t>ਵਾਰਡ ਨੰ.13 ਗਲੀ ਲੋਹਾਰਾਂ ਵਾਲੀ + ਵਾਰਡ ਨੰ.13 ਮੁਹੱਲਾ ਮਸੀਤ ਵਾਲਾ + ਵਾਰਡ ਨੰ.13 ਮੇਨ ਬਜਾਰ ਸਾਹਮਣੇ ਮੁਹੱਲਾ ਠਾਕਰ ਸਿੰਘ ਵਾਲਾ + ਵਾਰਡ ਨੰ.13 ਮੇਨ ਬਜਾਰ ਸਾਹਮਣੇ ਮੁਹੱਲਾ ਠਾਕਰ ਸਿੰਘ ਵਾਲਾ + ਓਵਰਸੀਜ਼ ਇਲੈਕਟਰ</w:t>
+              <w:t>ਜਗਦੇਵ ਕਲਾਂ</w:t>
             </w:r>
           </w:p>
         </w:tc>
@@ -35546,7 +35546,7 @@
                 <w:rFonts w:ascii="Noto Sans Gurmukhi" w:hAnsi="Noto Sans Gurmukhi"/>
                 <w:sz w:val="16"/>
               </w:rPr>
-              <w:t>ਲਦੇਹ</w:t>
+              <w:t>ਜਗਦੇਵ ਕਲਾਂ</w:t>
             </w:r>
           </w:p>
         </w:tc>
@@ -35710,7 +35710,7 @@
                 <w:rFonts w:ascii="Noto Sans Gurmukhi" w:hAnsi="Noto Sans Gurmukhi"/>
                 <w:sz w:val="16"/>
               </w:rPr>
-              <w:t>ਰਾਣੇਵਾਲੀ</w:t>
+              <w:t>ਮੱਲੂ ਨੰਗਲ</w:t>
             </w:r>
           </w:p>
         </w:tc>
@@ -35874,7 +35874,7 @@
                 <w:rFonts w:ascii="Noto Sans Gurmukhi" w:hAnsi="Noto Sans Gurmukhi"/>
                 <w:sz w:val="16"/>
               </w:rPr>
-              <w:t>ਮੁਗਲਾਣੀ ਕੋਟ</w:t>
+              <w:t>ਮੱਲੂ ਨੰਗਲ</w:t>
             </w:r>
           </w:p>
         </w:tc>
@@ -36038,7 +36038,7 @@
                 <w:rFonts w:ascii="Noto Sans Gurmukhi" w:hAnsi="Noto Sans Gurmukhi"/>
                 <w:sz w:val="16"/>
               </w:rPr>
-              <w:t>ਜਗਦੇਵ ਕਲਾਂ</w:t>
+              <w:t>ਅਦਲੀ ਵਾਲਾ</w:t>
             </w:r>
           </w:p>
         </w:tc>
@@ -36202,7 +36202,7 @@
                 <w:rFonts w:ascii="Noto Sans Gurmukhi" w:hAnsi="Noto Sans Gurmukhi"/>
                 <w:sz w:val="16"/>
               </w:rPr>
-              <w:t>ਜਗਦੇਵ ਕਲਾਂ</w:t>
+              <w:t>ਅਦਲੀ ਵਾਲਾ</w:t>
             </w:r>
           </w:p>
         </w:tc>
@@ -36366,7 +36366,7 @@
                 <w:rFonts w:ascii="Noto Sans Gurmukhi" w:hAnsi="Noto Sans Gurmukhi"/>
                 <w:sz w:val="16"/>
               </w:rPr>
-              <w:t>ਜਗਦੇਵ ਕਲਾਂ</w:t>
+              <w:t>ਅਦਲੀ ਵਾਲਾ</w:t>
             </w:r>
           </w:p>
         </w:tc>
@@ -36530,7 +36530,7 @@
                 <w:rFonts w:ascii="Noto Sans Gurmukhi" w:hAnsi="Noto Sans Gurmukhi"/>
                 <w:sz w:val="16"/>
               </w:rPr>
-              <w:t>ਜਗਦੇਵ ਕਲਾਂ</w:t>
+              <w:t>ਬੂਆ ਨੰਗਲੀ</w:t>
             </w:r>
           </w:p>
         </w:tc>
